--- a/Babii_Dmitrii_lb3/Babii_Dmitrii_lb3_PiAA.docx
+++ b/Babii_Dmitrii_lb3/Babii_Dmitrii_lb3_PiAA.docx
@@ -1,6 +1,6 @@
 
 <file path=word/document.xml><?xml version="1.0" encoding="utf-8"?>
-<w:document xmlns:o="urn:schemas-microsoft-com:office:office" xmlns:r="http://schemas.openxmlformats.org/officeDocument/2006/relationships" xmlns:v="urn:schemas-microsoft-com:vml" xmlns:w="http://schemas.openxmlformats.org/wordprocessingml/2006/main" xmlns:w10="urn:schemas-microsoft-com:office:word" xmlns:wp="http://schemas.openxmlformats.org/drawingml/2006/wordprocessingDrawing" xmlns:wps="http://schemas.microsoft.com/office/word/2010/wordprocessingShape" xmlns:wpg="http://schemas.microsoft.com/office/word/2010/wordprocessingGroup" xmlns:mc="http://schemas.openxmlformats.org/markup-compatibility/2006" xmlns:wp14="http://schemas.microsoft.com/office/word/2010/wordprocessingDrawing" xmlns:w14="http://schemas.microsoft.com/office/word/2010/wordml" xmlns:w15="http://schemas.microsoft.com/office/word/2012/wordml" mc:Ignorable="w14 wp14 w15">
+<w:document xmlns:o="urn:schemas-microsoft-com:office:office" xmlns:r="http://schemas.openxmlformats.org/officeDocument/2006/relationships" xmlns:v="urn:schemas-microsoft-com:vml" xmlns:w="http://schemas.openxmlformats.org/wordprocessingml/2006/main" xmlns:w10="urn:schemas-microsoft-com:office:word" xmlns:wp="http://schemas.openxmlformats.org/drawingml/2006/wordprocessingDrawing" xmlns:pic="http://schemas.openxmlformats.org/drawingml/2006/picture" xmlns:wps="http://schemas.microsoft.com/office/word/2010/wordprocessingShape" xmlns:wpg="http://schemas.microsoft.com/office/word/2010/wordprocessingGroup" xmlns:mc="http://schemas.openxmlformats.org/markup-compatibility/2006" xmlns:wp14="http://schemas.microsoft.com/office/word/2010/wordprocessingDrawing" xmlns:w14="http://schemas.microsoft.com/office/word/2010/wordml" xmlns:w15="http://schemas.microsoft.com/office/word/2012/wordml" mc:Ignorable="w14 wp14 w15">
   <w:body>
     <w:p>
       <w:pPr>
@@ -253,18 +253,7 @@
           <w:szCs w:val="28"/>
           <w:lang w:val="ru-RU"/>
         </w:rPr>
-        <w:t>по лабораторной работе №</w:t>
-      </w:r>
-      <w:r>
-        <w:rPr>
-          <w:rFonts w:ascii="Times New Roman" w:hAnsi="Times New Roman"/>
-          <w:b/>
-          <w:color w:val="000000"/>
-          <w:sz w:val="28"/>
-          <w:szCs w:val="28"/>
-          <w:lang w:val="ru-RU"/>
-        </w:rPr>
-        <w:t>3</w:t>
+        <w:t>по лабораторной работе №3</w:t>
       </w:r>
     </w:p>
     <w:p>
@@ -329,31 +318,7 @@
           <w:szCs w:val="28"/>
           <w:lang w:val="ru-RU" w:eastAsia="ru-RU" w:bidi="ar-SA"/>
         </w:rPr>
-        <w:t xml:space="preserve">Тема: </w:t>
-      </w:r>
-      <w:r>
-        <w:rPr>
-          <w:rStyle w:val="BookTitle"/>
-          <w:rFonts w:ascii="Times New Roman" w:hAnsi="Times New Roman"/>
-          <w:b/>
-          <w:bCs/>
-          <w:sz w:val="28"/>
-          <w:szCs w:val="28"/>
-          <w:lang w:val="ru-RU" w:eastAsia="ru-RU" w:bidi="ar-SA"/>
-        </w:rPr>
-        <w:t>Расстояние левенштейна</w:t>
-      </w:r>
-      <w:r>
-        <w:rPr>
-          <w:rStyle w:val="BookTitle"/>
-          <w:rFonts w:ascii="Times New Roman" w:hAnsi="Times New Roman"/>
-          <w:b/>
-          <w:bCs/>
-          <w:sz w:val="28"/>
-          <w:szCs w:val="28"/>
-          <w:lang w:val="ru-RU" w:eastAsia="ru-RU" w:bidi="ar-SA"/>
-        </w:rPr>
-        <w:t>.</w:t>
+        <w:t>Тема: Расстояние левенштейна.</w:t>
       </w:r>
     </w:p>
     <w:p>
@@ -370,7 +335,6 @@
       </w:pPr>
       <w:r>
         <w:rPr>
-          <w:rFonts w:ascii="Times New Roman" w:hAnsi="Times New Roman"/>
           <w:szCs w:val="28"/>
           <w:lang w:eastAsia="ru-RU" w:bidi="ar-SA"/>
         </w:rPr>
@@ -465,7 +429,7 @@
       <w:tblPr>
         <w:tblW w:w="9854" w:type="dxa"/>
         <w:jc w:val="left"/>
-        <w:tblInd w:w="-108" w:type="dxa"/>
+        <w:tblInd w:w="-109" w:type="dxa"/>
         <w:tblLayout w:type="fixed"/>
         <w:tblCellMar>
           <w:top w:w="0" w:type="dxa"/>
@@ -476,9 +440,9 @@
         <w:tblLook w:val="04a0" w:noHBand="0" w:noVBand="1" w:firstColumn="1" w:lastRow="0" w:lastColumn="0" w:firstRow="1"/>
       </w:tblPr>
       <w:tblGrid>
-        <w:gridCol w:w="4346"/>
+        <w:gridCol w:w="4345"/>
         <w:gridCol w:w="2609"/>
-        <w:gridCol w:w="2899"/>
+        <w:gridCol w:w="2900"/>
       </w:tblGrid>
       <w:tr>
         <w:trPr>
@@ -486,7 +450,7 @@
         </w:trPr>
         <w:tc>
           <w:tcPr>
-            <w:tcW w:w="4346" w:type="dxa"/>
+            <w:tcW w:w="4345" w:type="dxa"/>
             <w:tcBorders/>
             <w:vAlign w:val="bottom"/>
           </w:tcPr>
@@ -532,7 +496,7 @@
         </w:tc>
         <w:tc>
           <w:tcPr>
-            <w:tcW w:w="2899" w:type="dxa"/>
+            <w:tcW w:w="2900" w:type="dxa"/>
             <w:tcBorders/>
             <w:vAlign w:val="bottom"/>
           </w:tcPr>
@@ -562,7 +526,7 @@
         </w:trPr>
         <w:tc>
           <w:tcPr>
-            <w:tcW w:w="4346" w:type="dxa"/>
+            <w:tcW w:w="4345" w:type="dxa"/>
             <w:tcBorders/>
             <w:vAlign w:val="bottom"/>
           </w:tcPr>
@@ -608,7 +572,7 @@
         </w:tc>
         <w:tc>
           <w:tcPr>
-            <w:tcW w:w="2899" w:type="dxa"/>
+            <w:tcW w:w="2900" w:type="dxa"/>
             <w:tcBorders/>
             <w:vAlign w:val="bottom"/>
           </w:tcPr>
@@ -759,7 +723,11 @@
         </w:rPr>
       </w:pPr>
       <w:r>
-        <w:rPr/>
+        <w:rPr>
+          <w:bCs/>
+          <w:szCs w:val="28"/>
+          <w:lang w:eastAsia="ru-RU" w:bidi="ar-SA"/>
+        </w:rPr>
       </w:r>
       <w:r>
         <w:br w:type="page"/>
@@ -768,6 +736,7 @@
     <w:p>
       <w:pPr>
         <w:pStyle w:val="Standard"/>
+        <w:spacing w:before="0" w:after="0"/>
         <w:ind w:hanging="0"/>
         <w:jc w:val="center"/>
         <w:rPr>
@@ -777,7 +746,11 @@
         </w:rPr>
       </w:pPr>
       <w:r>
-        <w:rPr/>
+        <w:rPr>
+          <w:bCs/>
+          <w:szCs w:val="28"/>
+          <w:lang w:eastAsia="ru-RU" w:bidi="ar-SA"/>
+        </w:rPr>
       </w:r>
     </w:p>
     <w:p>
@@ -834,15 +807,7 @@
           <w:sz w:val="28"/>
           <w:szCs w:val="28"/>
         </w:rPr>
-        <w:t xml:space="preserve">Изучить и реализовать алгоритм Вагнера-Фишера для поиска редакционного расстояния. </w:t>
-      </w:r>
-      <w:r>
-        <w:rPr>
-          <w:rFonts w:cs="Times New Roman" w:ascii="Times New Roman" w:hAnsi="Times New Roman"/>
-          <w:sz w:val="28"/>
-          <w:szCs w:val="28"/>
-        </w:rPr>
-        <w:t>Реализовать новую операцию удаления разных,  подряд идущих символов.</w:t>
+        <w:t>Изучить и реализовать алгоритм Вагнера-Фишера для поиска редакционного расстояния. Реализовать новую операцию удаления разных,  подряд идущих символов.</w:t>
       </w:r>
     </w:p>
     <w:p>
@@ -1218,15 +1183,7 @@
           <w:sz w:val="28"/>
           <w:szCs w:val="28"/>
         </w:rPr>
-        <w:t xml:space="preserve">Первая строка входных данных содержит строку из строчных латинских букв. </w:t>
-      </w:r>
-      <w:r>
-        <w:rPr>
-          <w:rFonts w:cs="Times New Roman" w:ascii="Times New Roman" w:hAnsi="Times New Roman"/>
-          <w:sz w:val="28"/>
-          <w:szCs w:val="28"/>
-        </w:rPr>
-        <w:t>S</w:t>
+        <w:t>Первая строка входных данных содержит строку из строчных латинских букв. S</w:t>
       </w:r>
     </w:p>
     <w:p>
@@ -1247,15 +1204,7 @@
           <w:sz w:val="28"/>
           <w:szCs w:val="28"/>
         </w:rPr>
-        <w:t xml:space="preserve">Вторая строка входных данных содержит строку из строчных латинских букв. </w:t>
-      </w:r>
-      <w:r>
-        <w:rPr>
-          <w:rFonts w:cs="Times New Roman" w:ascii="Times New Roman" w:hAnsi="Times New Roman"/>
-          <w:sz w:val="28"/>
-          <w:szCs w:val="28"/>
-        </w:rPr>
-        <w:t>T</w:t>
+        <w:t>Вторая строка входных данных содержит строку из строчных латинских букв. T</w:t>
       </w:r>
     </w:p>
     <w:p>
@@ -1487,8 +1436,44 @@
           <w:sz w:val="28"/>
           <w:szCs w:val="28"/>
         </w:rPr>
-        <w:t xml:space="preserve">Вариант </w:t>
-      </w:r>
+        <w:t>Вариант 5a.</w:t>
+      </w:r>
+    </w:p>
+    <w:p>
+      <w:pPr>
+        <w:pStyle w:val="Normal"/>
+        <w:spacing w:lineRule="auto" w:line="360"/>
+        <w:ind w:firstLine="709"/>
+        <w:jc w:val="both"/>
+        <w:rPr>
+          <w:rFonts w:ascii="Times New Roman" w:hAnsi="Times New Roman" w:cs="Times New Roman"/>
+          <w:sz w:val="28"/>
+          <w:szCs w:val="28"/>
+        </w:rPr>
+      </w:pPr>
+      <w:r>
+        <w:rPr>
+          <w:rFonts w:cs="Times New Roman" w:ascii="Times New Roman" w:hAnsi="Times New Roman"/>
+          <w:sz w:val="28"/>
+          <w:szCs w:val="28"/>
+        </w:rPr>
+        <w:t>5а. Добавляется 4-я операция со своей стоимостью: удаление двух последовательных разных символов.</w:t>
+      </w:r>
+    </w:p>
+    <w:p>
+      <w:pPr>
+        <w:pStyle w:val="Normal"/>
+        <w:spacing w:lineRule="auto" w:line="360"/>
+        <w:ind w:firstLine="709"/>
+        <w:jc w:val="both"/>
+        <w:rPr>
+          <w:rFonts w:ascii="Times New Roman" w:hAnsi="Times New Roman" w:cs="Times New Roman"/>
+          <w:b/>
+          <w:bCs/>
+          <w:sz w:val="28"/>
+          <w:szCs w:val="28"/>
+        </w:rPr>
+      </w:pPr>
       <w:r>
         <w:rPr>
           <w:rFonts w:cs="Times New Roman" w:ascii="Times New Roman" w:hAnsi="Times New Roman"/>
@@ -1497,8 +1482,25 @@
           <w:sz w:val="28"/>
           <w:szCs w:val="28"/>
         </w:rPr>
-        <w:t>5a</w:t>
-      </w:r>
+      </w:r>
+      <w:r>
+        <w:br w:type="page"/>
+      </w:r>
+    </w:p>
+    <w:p>
+      <w:pPr>
+        <w:pStyle w:val="Normal"/>
+        <w:spacing w:lineRule="auto" w:line="360" w:before="0" w:after="0"/>
+        <w:ind w:firstLine="709"/>
+        <w:jc w:val="both"/>
+        <w:rPr>
+          <w:rFonts w:ascii="Times New Roman" w:hAnsi="Times New Roman" w:cs="Times New Roman"/>
+          <w:b/>
+          <w:bCs/>
+          <w:sz w:val="28"/>
+          <w:szCs w:val="28"/>
+        </w:rPr>
+      </w:pPr>
       <w:r>
         <w:rPr>
           <w:rFonts w:cs="Times New Roman" w:ascii="Times New Roman" w:hAnsi="Times New Roman"/>
@@ -1507,7 +1509,7 @@
           <w:sz w:val="28"/>
           <w:szCs w:val="28"/>
         </w:rPr>
-        <w:t>.</w:t>
+        <w:t>Выполнение работы:</w:t>
       </w:r>
     </w:p>
     <w:p>
@@ -1528,7 +1530,7 @@
           <w:sz w:val="28"/>
           <w:szCs w:val="28"/>
         </w:rPr>
-        <w:t>5а. Добавляется 4-я операция со своей стоимостью: удаление двух последовательных разных символов.</w:t>
+        <w:t>В ходе выполнения работы была разработана функция levenstein_4_ops, реализующая модифицированный алгоритм вычисления расстояния Левенштейна. В отличие от классического алгоритма, в данной реализации добавлена четвёртая операция — удаление двух подряд идущих различных символов с заданной стоимостью.</w:t>
       </w:r>
     </w:p>
     <w:p>
@@ -1539,83 +1541,12 @@
         <w:jc w:val="both"/>
         <w:rPr>
           <w:rFonts w:ascii="Times New Roman" w:hAnsi="Times New Roman" w:cs="Times New Roman"/>
-          <w:b/>
-          <w:bCs/>
           <w:sz w:val="28"/>
           <w:szCs w:val="28"/>
         </w:rPr>
       </w:pPr>
       <w:r>
         <w:rPr/>
-      </w:r>
-      <w:r>
-        <w:br w:type="page"/>
-      </w:r>
-    </w:p>
-    <w:p>
-      <w:pPr>
-        <w:pStyle w:val="Normal"/>
-        <w:spacing w:lineRule="auto" w:line="360"/>
-        <w:ind w:firstLine="709"/>
-        <w:jc w:val="both"/>
-        <w:rPr>
-          <w:rFonts w:ascii="Times New Roman" w:hAnsi="Times New Roman" w:cs="Times New Roman"/>
-          <w:b/>
-          <w:bCs/>
-          <w:sz w:val="28"/>
-          <w:szCs w:val="28"/>
-        </w:rPr>
-      </w:pPr>
-      <w:r>
-        <w:rPr>
-          <w:rFonts w:cs="Times New Roman" w:ascii="Times New Roman" w:hAnsi="Times New Roman"/>
-          <w:b/>
-          <w:bCs/>
-          <w:sz w:val="28"/>
-          <w:szCs w:val="28"/>
-        </w:rPr>
-        <w:t>Выполнение работы:</w:t>
-      </w:r>
-    </w:p>
-    <w:p>
-      <w:pPr>
-        <w:pStyle w:val="Normal"/>
-        <w:spacing w:lineRule="auto" w:line="360"/>
-        <w:ind w:firstLine="709"/>
-        <w:jc w:val="both"/>
-        <w:rPr>
-          <w:rFonts w:ascii="Times New Roman" w:hAnsi="Times New Roman" w:cs="Times New Roman"/>
-          <w:sz w:val="28"/>
-          <w:szCs w:val="28"/>
-        </w:rPr>
-      </w:pPr>
-      <w:r>
-        <w:rPr>
-          <w:rFonts w:cs="Times New Roman" w:ascii="Times New Roman" w:hAnsi="Times New Roman"/>
-          <w:sz w:val="28"/>
-          <w:szCs w:val="28"/>
-        </w:rPr>
-        <w:t>В ходе выполнения работы была разработана функция levenstein_4_ops, реализующая модифицированный алгоритм вычисления расстояния Левенштейна. В отличие от классического алгоритма, в данной реализации добавлена четвёртая операция — удаление двух подряд идущих различных символов с заданной стоимостью.</w:t>
-      </w:r>
-    </w:p>
-    <w:p>
-      <w:pPr>
-        <w:pStyle w:val="Normal"/>
-        <w:spacing w:lineRule="auto" w:line="360"/>
-        <w:ind w:firstLine="709"/>
-        <w:jc w:val="both"/>
-        <w:rPr>
-          <w:rFonts w:ascii="Times New Roman" w:hAnsi="Times New Roman" w:cs="Times New Roman"/>
-          <w:sz w:val="28"/>
-          <w:szCs w:val="28"/>
-        </w:rPr>
-      </w:pPr>
-      <w:r>
-        <w:rPr>
-          <w:rFonts w:cs="Times New Roman" w:ascii="Times New Roman" w:hAnsi="Times New Roman"/>
-          <w:sz w:val="28"/>
-          <w:szCs w:val="28"/>
-        </w:rPr>
       </w:r>
       <m:oMath xmlns:m="http://schemas.openxmlformats.org/officeDocument/2006/math">
         <m:r>
@@ -1655,6 +1586,10 @@
           <m:t xml:space="preserve">)</m:t>
         </m:r>
         <m:r>
+          <m:rPr>
+            <m:lit/>
+            <m:nor/>
+          </m:rPr>
           <w:rPr>
             <w:rFonts w:ascii="Cambria Math" w:hAnsi="Cambria Math"/>
           </w:rPr>
@@ -1697,6 +1632,10 @@
                   <m:t xml:space="preserve">i</m:t>
                 </m:r>
                 <m:r>
+                  <m:rPr>
+                    <m:lit/>
+                    <m:nor/>
+                  </m:rPr>
                   <w:rPr>
                     <w:rFonts w:ascii="Cambria Math" w:hAnsi="Cambria Math"/>
                   </w:rPr>
@@ -1721,6 +1660,10 @@
                   <m:t xml:space="preserve">j</m:t>
                 </m:r>
                 <m:r>
+                  <m:rPr>
+                    <m:lit/>
+                    <m:nor/>
+                  </m:rPr>
                   <w:rPr>
                     <w:rFonts w:ascii="Cambria Math" w:hAnsi="Cambria Math"/>
                   </w:rPr>
@@ -1763,6 +1706,10 @@
                   <m:t xml:space="preserve">j</m:t>
                 </m:r>
                 <m:r>
+                  <m:rPr>
+                    <m:lit/>
+                    <m:nor/>
+                  </m:rPr>
                   <w:rPr>
                     <w:rFonts w:ascii="Cambria Math" w:hAnsi="Cambria Math"/>
                   </w:rPr>
@@ -1787,6 +1734,10 @@
                   <m:t xml:space="preserve">i</m:t>
                 </m:r>
                 <m:r>
+                  <m:rPr>
+                    <m:lit/>
+                    <m:nor/>
+                  </m:rPr>
                   <w:rPr>
                     <w:rFonts w:ascii="Cambria Math" w:hAnsi="Cambria Math"/>
                   </w:rPr>
@@ -1860,6 +1811,10 @@
                             </m:e>
                           </m:d>
                           <m:r>
+                            <m:rPr>
+                              <m:lit/>
+                              <m:nor/>
+                            </m:rPr>
                             <w:rPr>
                               <w:rFonts w:ascii="Cambria Math" w:hAnsi="Cambria Math"/>
                             </w:rPr>
@@ -1922,6 +1877,10 @@
                             </m:e>
                           </m:d>
                           <m:r>
+                            <m:rPr>
+                              <m:lit/>
+                              <m:nor/>
+                            </m:rPr>
                             <w:rPr>
                               <w:rFonts w:ascii="Cambria Math" w:hAnsi="Cambria Math"/>
                             </w:rPr>
@@ -1948,6 +1907,10 @@
                         <m:t xml:space="preserve">j</m:t>
                       </m:r>
                       <m:r>
+                        <m:rPr>
+                          <m:lit/>
+                          <m:nor/>
+                        </m:rPr>
                         <w:rPr>
                           <w:rFonts w:ascii="Cambria Math" w:hAnsi="Cambria Math"/>
                         </w:rPr>
@@ -1972,6 +1935,10 @@
                         <m:t xml:space="preserve">j</m:t>
                       </m:r>
                       <m:r>
+                        <m:rPr>
+                          <m:lit/>
+                          <m:nor/>
+                        </m:rPr>
                         <w:rPr>
                           <w:rFonts w:ascii="Cambria Math" w:hAnsi="Cambria Math"/>
                         </w:rPr>
@@ -1987,6 +1954,12 @@
                   </m:mr>
                   <m:mr>
                     <m:e>
+                      <m:r>
+                        <w:rPr>
+                          <w:rFonts w:ascii="Cambria Math" w:hAnsi="Cambria Math"/>
+                        </w:rPr>
+                        <m:t xml:space="preserve">min</m:t>
+                      </m:r>
                       <m:d>
                         <m:dPr>
                           <m:begChr m:val="{"/>
@@ -2044,6 +2017,10 @@
                                 <m:t xml:space="preserve">)</m:t>
                               </m:r>
                               <m:r>
+                                <m:rPr>
+                                  <m:lit/>
+                                  <m:nor/>
+                                </m:rPr>
                                 <w:rPr>
                                   <w:rFonts w:ascii="Cambria Math" w:hAnsi="Cambria Math"/>
                                 </w:rPr>
@@ -2106,6 +2083,10 @@
                                 <m:t xml:space="preserve">)</m:t>
                               </m:r>
                               <m:r>
+                                <m:rPr>
+                                  <m:lit/>
+                                  <m:nor/>
+                                </m:rPr>
                                 <w:rPr>
                                   <w:rFonts w:ascii="Cambria Math" w:hAnsi="Cambria Math"/>
                                 </w:rPr>
@@ -2180,6 +2161,10 @@
                                 <m:t xml:space="preserve">)</m:t>
                               </m:r>
                               <m:r>
+                                <m:rPr>
+                                  <m:lit/>
+                                  <m:nor/>
+                                </m:rPr>
                                 <w:rPr>
                                   <w:rFonts w:ascii="Cambria Math" w:hAnsi="Cambria Math"/>
                                 </w:rPr>
@@ -2304,6 +2289,10 @@
                                 </m:e>
                               </m:d>
                               <m:r>
+                                <m:rPr>
+                                  <m:lit/>
+                                  <m:nor/>
+                                </m:rPr>
                                 <w:rPr>
                                   <w:rFonts w:ascii="Cambria Math" w:hAnsi="Cambria Math"/>
                                 </w:rPr>
@@ -2442,6 +2431,10 @@
                             <m:t xml:space="preserve">j</m:t>
                           </m:r>
                           <m:r>
+                            <m:rPr>
+                              <m:lit/>
+                              <m:nor/>
+                            </m:rPr>
                             <w:rPr>
                               <w:rFonts w:ascii="Cambria Math" w:hAnsi="Cambria Math"/>
                             </w:rPr>
@@ -2466,6 +2459,10 @@
                             <m:t xml:space="preserve">i</m:t>
                           </m:r>
                           <m:r>
+                            <m:rPr>
+                              <m:lit/>
+                              <m:nor/>
+                            </m:rPr>
                             <w:rPr>
                               <w:rFonts w:ascii="Cambria Math" w:hAnsi="Cambria Math"/>
                             </w:rPr>
@@ -2493,15 +2490,7 @@
           <w:sz w:val="28"/>
           <w:szCs w:val="28"/>
         </w:rPr>
-        <w:t xml:space="preserve">, </w:t>
-      </w:r>
-      <w:r>
-        <w:rPr>
-          <w:rFonts w:cs="Times New Roman" w:ascii="Times New Roman" w:hAnsi="Times New Roman"/>
-          <w:sz w:val="28"/>
-          <w:szCs w:val="28"/>
-        </w:rPr>
-        <w:t>где diff — функция проверки равенства символов(1 — если неравны, 0 — если равны).</w:t>
+        <w:t>, где diff — функция проверки равенства символов(1 — если неравны, 0 — если равны).</w:t>
       </w:r>
     </w:p>
     <w:p>
@@ -2530,15 +2519,7 @@
           <w:sz w:val="28"/>
           <w:szCs w:val="28"/>
         </w:rPr>
-        <w:t>В</w:t>
-      </w:r>
-      <w:r>
-        <w:rPr>
-          <w:rFonts w:cs="Times New Roman" w:ascii="Times New Roman" w:hAnsi="Times New Roman"/>
-          <w:sz w:val="28"/>
-          <w:szCs w:val="28"/>
-        </w:rPr>
-        <w:t xml:space="preserve"> отличие от классической реализации, здесь используется оптимизация по памяти: вместо хранения всей матрицы  используются только две строки — текущая и предыдущая. Это позволяет снизить пространственную сложность алгоритма до O(N).</w:t>
+        <w:t>В отличие от классической реализации, здесь используется оптимизация по памяти: вместо хранения всей матрицы  используются только две строки — текущая и предыдущая. Это позволяет снизить пространственную сложность алгоритма до O(N).</w:t>
       </w:r>
     </w:p>
     <w:p>
@@ -2580,23 +2561,7 @@
           <w:sz w:val="28"/>
           <w:szCs w:val="28"/>
         </w:rPr>
-        <w:t>Далее происходит основной цикл по символам второй строки. На каждой итерации вычисляется новая строка динамической таблицы. Для каждой ячейки рассматриваются три стандартные операции</w:t>
-      </w:r>
-      <w:r>
-        <w:rPr>
-          <w:rFonts w:cs="Times New Roman" w:ascii="Times New Roman" w:hAnsi="Times New Roman"/>
-          <w:sz w:val="28"/>
-          <w:szCs w:val="28"/>
-        </w:rPr>
-        <w:t xml:space="preserve">(добавить, удалить, изменить), потом проверяется возможность применения новой операции, </w:t>
-      </w:r>
-      <w:r>
-        <w:rPr>
-          <w:rFonts w:cs="Times New Roman" w:ascii="Times New Roman" w:hAnsi="Times New Roman"/>
-          <w:sz w:val="28"/>
-          <w:szCs w:val="28"/>
-        </w:rPr>
-        <w:t>если текущие два символа в исходной строке различны, то рассматривается переход через две позиции влево с добавлением заданной стоимости. Это позволяет «перепрыгнуть» сразу два символа и потенциально уменьшить итоговую стоимость преобразования.</w:t>
+        <w:t>Далее происходит основной цикл по символам второй строки. На каждой итерации вычисляется новая строка динамической таблицы. Для каждой ячейки рассматриваются три стандартные операции(добавить, удалить, изменить), потом проверяется возможность применения новой операции, если текущие два символа в исходной строке различны, то рассматривается переход через две позиции влево с добавлением заданной стоимости. Это позволяет «перепрыгнуть» сразу два символа и потенциально уменьшить итоговую стоимость преобразования.</w:t>
       </w:r>
     </w:p>
     <w:p>
@@ -2654,7 +2619,11 @@
         </w:rPr>
       </w:pPr>
       <w:r>
-        <w:rPr/>
+        <w:rPr>
+          <w:rFonts w:cs="Times New Roman" w:ascii="Times New Roman" w:hAnsi="Times New Roman"/>
+          <w:sz w:val="28"/>
+          <w:szCs w:val="28"/>
+        </w:rPr>
       </w:r>
     </w:p>
     <w:p>
@@ -2694,17 +2663,17 @@
         <w:tblLook w:val="04a0" w:noHBand="0" w:noVBand="1" w:firstColumn="1" w:lastRow="0" w:lastColumn="0" w:firstRow="1"/>
       </w:tblPr>
       <w:tblGrid>
-        <w:gridCol w:w="445"/>
-        <w:gridCol w:w="1303"/>
-        <w:gridCol w:w="1465"/>
-        <w:gridCol w:w="2217"/>
+        <w:gridCol w:w="444"/>
+        <w:gridCol w:w="1304"/>
+        <w:gridCol w:w="1464"/>
+        <w:gridCol w:w="2218"/>
         <w:gridCol w:w="3915"/>
       </w:tblGrid>
       <w:tr>
         <w:trPr/>
         <w:tc>
           <w:tcPr>
-            <w:tcW w:w="445" w:type="dxa"/>
+            <w:tcW w:w="444" w:type="dxa"/>
             <w:tcBorders/>
           </w:tcPr>
           <w:p>
@@ -2728,7 +2697,7 @@
         </w:tc>
         <w:tc>
           <w:tcPr>
-            <w:tcW w:w="1303" w:type="dxa"/>
+            <w:tcW w:w="1304" w:type="dxa"/>
             <w:tcBorders/>
           </w:tcPr>
           <w:p>
@@ -2752,7 +2721,7 @@
         </w:tc>
         <w:tc>
           <w:tcPr>
-            <w:tcW w:w="1465" w:type="dxa"/>
+            <w:tcW w:w="1464" w:type="dxa"/>
             <w:tcBorders/>
           </w:tcPr>
           <w:p>
@@ -2776,7 +2745,7 @@
         </w:tc>
         <w:tc>
           <w:tcPr>
-            <w:tcW w:w="2217" w:type="dxa"/>
+            <w:tcW w:w="2218" w:type="dxa"/>
             <w:tcBorders/>
           </w:tcPr>
           <w:p>
@@ -2828,7 +2797,7 @@
         <w:trPr/>
         <w:tc>
           <w:tcPr>
-            <w:tcW w:w="445" w:type="dxa"/>
+            <w:tcW w:w="444" w:type="dxa"/>
             <w:tcBorders/>
           </w:tcPr>
           <w:p>
@@ -2852,7 +2821,7 @@
         </w:tc>
         <w:tc>
           <w:tcPr>
-            <w:tcW w:w="1303" w:type="dxa"/>
+            <w:tcW w:w="1304" w:type="dxa"/>
             <w:tcBorders/>
           </w:tcPr>
           <w:p>
@@ -2896,7 +2865,7 @@
         </w:tc>
         <w:tc>
           <w:tcPr>
-            <w:tcW w:w="1465" w:type="dxa"/>
+            <w:tcW w:w="1464" w:type="dxa"/>
             <w:tcBorders/>
           </w:tcPr>
           <w:p>
@@ -2921,7 +2890,7 @@
         </w:tc>
         <w:tc>
           <w:tcPr>
-            <w:tcW w:w="2217" w:type="dxa"/>
+            <w:tcW w:w="2218" w:type="dxa"/>
             <w:tcBorders/>
           </w:tcPr>
           <w:p>
@@ -3078,7 +3047,7 @@
         <w:trPr/>
         <w:tc>
           <w:tcPr>
-            <w:tcW w:w="445" w:type="dxa"/>
+            <w:tcW w:w="444" w:type="dxa"/>
             <w:tcBorders/>
           </w:tcPr>
           <w:p>
@@ -3102,7 +3071,7 @@
         </w:tc>
         <w:tc>
           <w:tcPr>
-            <w:tcW w:w="1303" w:type="dxa"/>
+            <w:tcW w:w="1304" w:type="dxa"/>
             <w:tcBorders/>
           </w:tcPr>
           <w:p>
@@ -3144,7 +3113,7 @@
         </w:tc>
         <w:tc>
           <w:tcPr>
-            <w:tcW w:w="1465" w:type="dxa"/>
+            <w:tcW w:w="1464" w:type="dxa"/>
             <w:tcBorders/>
           </w:tcPr>
           <w:p>
@@ -3169,7 +3138,7 @@
         </w:tc>
         <w:tc>
           <w:tcPr>
-            <w:tcW w:w="2217" w:type="dxa"/>
+            <w:tcW w:w="2218" w:type="dxa"/>
             <w:tcBorders/>
           </w:tcPr>
           <w:p>
@@ -3340,7 +3309,7 @@
         <w:trPr/>
         <w:tc>
           <w:tcPr>
-            <w:tcW w:w="445" w:type="dxa"/>
+            <w:tcW w:w="444" w:type="dxa"/>
             <w:tcBorders/>
           </w:tcPr>
           <w:p>
@@ -3364,7 +3333,7 @@
         </w:tc>
         <w:tc>
           <w:tcPr>
-            <w:tcW w:w="1303" w:type="dxa"/>
+            <w:tcW w:w="1304" w:type="dxa"/>
             <w:tcBorders/>
           </w:tcPr>
           <w:p>
@@ -3389,7 +3358,7 @@
         </w:tc>
         <w:tc>
           <w:tcPr>
-            <w:tcW w:w="1465" w:type="dxa"/>
+            <w:tcW w:w="1464" w:type="dxa"/>
             <w:tcBorders/>
           </w:tcPr>
           <w:p>
@@ -3414,7 +3383,7 @@
         </w:tc>
         <w:tc>
           <w:tcPr>
-            <w:tcW w:w="2217" w:type="dxa"/>
+            <w:tcW w:w="2218" w:type="dxa"/>
             <w:tcBorders/>
           </w:tcPr>
           <w:p>
@@ -3525,7 +3494,7 @@
         <w:trPr/>
         <w:tc>
           <w:tcPr>
-            <w:tcW w:w="445" w:type="dxa"/>
+            <w:tcW w:w="444" w:type="dxa"/>
             <w:tcBorders/>
           </w:tcPr>
           <w:p>
@@ -3549,7 +3518,7 @@
         </w:tc>
         <w:tc>
           <w:tcPr>
-            <w:tcW w:w="1303" w:type="dxa"/>
+            <w:tcW w:w="1304" w:type="dxa"/>
             <w:tcBorders/>
           </w:tcPr>
           <w:p>
@@ -3564,7 +3533,7 @@
             </w:pPr>
             <w:r>
               <w:rPr>
-                <w:lang w:val="ru-RU"/>
+                <w:rFonts w:cs="Times New Roman" w:ascii="Times New Roman" w:hAnsi="Times New Roman"/>
               </w:rPr>
             </w:r>
           </w:p>
@@ -3589,7 +3558,7 @@
         </w:tc>
         <w:tc>
           <w:tcPr>
-            <w:tcW w:w="1465" w:type="dxa"/>
+            <w:tcW w:w="1464" w:type="dxa"/>
             <w:tcBorders/>
           </w:tcPr>
           <w:p>
@@ -3614,7 +3583,7 @@
         </w:tc>
         <w:tc>
           <w:tcPr>
-            <w:tcW w:w="2217" w:type="dxa"/>
+            <w:tcW w:w="2218" w:type="dxa"/>
             <w:tcBorders/>
           </w:tcPr>
           <w:p>
@@ -3886,10 +3855,41 @@
         </w:rPr>
       </w:pPr>
       <w:r>
-        <w:rPr/>
+        <w:rPr>
+          <w:rFonts w:cs="Times New Roman" w:ascii="Times New Roman" w:hAnsi="Times New Roman"/>
+          <w:b/>
+          <w:bCs/>
+          <w:sz w:val="28"/>
+          <w:szCs w:val="28"/>
+        </w:rPr>
       </w:r>
       <w:r>
         <w:br w:type="page"/>
+      </w:r>
+    </w:p>
+    <w:p>
+      <w:pPr>
+        <w:pStyle w:val="Normal"/>
+        <w:spacing w:lineRule="auto" w:line="360" w:before="0" w:after="0"/>
+        <w:ind w:firstLine="709"/>
+        <w:jc w:val="both"/>
+        <w:rPr>
+          <w:rFonts w:ascii="Times New Roman" w:hAnsi="Times New Roman" w:cs="Times New Roman"/>
+          <w:b/>
+          <w:bCs/>
+          <w:sz w:val="28"/>
+          <w:szCs w:val="28"/>
+        </w:rPr>
+      </w:pPr>
+      <w:r>
+        <w:rPr>
+          <w:rFonts w:cs="Times New Roman" w:ascii="Times New Roman" w:hAnsi="Times New Roman"/>
+          <w:b/>
+          <w:bCs/>
+          <w:sz w:val="28"/>
+          <w:szCs w:val="28"/>
+        </w:rPr>
+        <w:t>Вывод.</w:t>
       </w:r>
     </w:p>
     <w:p>
@@ -3900,6 +3900,54 @@
         <w:jc w:val="both"/>
         <w:rPr>
           <w:rFonts w:ascii="Times New Roman" w:hAnsi="Times New Roman" w:cs="Times New Roman"/>
+          <w:i w:val="false"/>
+          <w:iCs w:val="false"/>
+          <w:sz w:val="28"/>
+          <w:szCs w:val="28"/>
+        </w:rPr>
+      </w:pPr>
+      <w:r>
+        <w:rPr>
+          <w:rFonts w:cs="Times New Roman" w:ascii="Times New Roman" w:hAnsi="Times New Roman"/>
+          <w:i w:val="false"/>
+          <w:iCs w:val="false"/>
+          <w:sz w:val="28"/>
+          <w:szCs w:val="28"/>
+        </w:rPr>
+        <w:t>Был изучен и реализован алгоритм Вагнера–Фишера для вычисления редакционного расстояния с произвольными стоимостями операций. В алгоритм была добавлена четвёртая операция — удаление двух последовательных разных символов с собственной стоимостью, а также реализована возможность задавать индивидуальные стоимости операций замены и удаления для отдельных символов.</w:t>
+      </w:r>
+    </w:p>
+    <w:p>
+      <w:pPr>
+        <w:pStyle w:val="Normal"/>
+        <w:suppressAutoHyphens w:val="false"/>
+        <w:spacing w:lineRule="auto" w:line="259" w:before="0" w:after="160"/>
+        <w:textAlignment w:val="auto"/>
+        <w:rPr>
+          <w:rFonts w:ascii="Times New Roman" w:hAnsi="Times New Roman" w:cs="Times New Roman"/>
+          <w:sz w:val="28"/>
+          <w:szCs w:val="28"/>
+        </w:rPr>
+      </w:pPr>
+      <w:r>
+        <w:rPr>
+          <w:rFonts w:cs="Times New Roman" w:ascii="Times New Roman" w:hAnsi="Times New Roman"/>
+          <w:sz w:val="28"/>
+          <w:szCs w:val="28"/>
+        </w:rPr>
+      </w:r>
+      <w:r>
+        <w:br w:type="page"/>
+      </w:r>
+    </w:p>
+    <w:p>
+      <w:pPr>
+        <w:pStyle w:val="Normal"/>
+        <w:spacing w:lineRule="auto" w:line="360" w:before="0" w:after="0"/>
+        <w:ind w:firstLine="709"/>
+        <w:jc w:val="center"/>
+        <w:rPr>
+          <w:rFonts w:ascii="Times New Roman" w:hAnsi="Times New Roman" w:cs="Times New Roman"/>
           <w:b/>
           <w:bCs/>
           <w:sz w:val="28"/>
@@ -3914,62 +3962,13 @@
           <w:sz w:val="28"/>
           <w:szCs w:val="28"/>
         </w:rPr>
-        <w:t>Вывод.</w:t>
+        <w:t>ПРИЛОЖЕНИЕ 1</w:t>
       </w:r>
     </w:p>
     <w:p>
       <w:pPr>
         <w:pStyle w:val="Normal"/>
         <w:spacing w:lineRule="auto" w:line="360"/>
-        <w:ind w:firstLine="709"/>
-        <w:jc w:val="both"/>
-        <w:rPr>
-          <w:rFonts w:ascii="Times New Roman" w:hAnsi="Times New Roman" w:cs="Times New Roman"/>
-          <w:i w:val="false"/>
-          <w:i w:val="false"/>
-          <w:iCs w:val="false"/>
-          <w:sz w:val="28"/>
-          <w:szCs w:val="28"/>
-        </w:rPr>
-      </w:pPr>
-      <w:r>
-        <w:rPr>
-          <w:rFonts w:cs="Times New Roman" w:ascii="Times New Roman" w:hAnsi="Times New Roman"/>
-          <w:i w:val="false"/>
-          <w:iCs w:val="false"/>
-          <w:sz w:val="28"/>
-          <w:szCs w:val="28"/>
-        </w:rPr>
-        <w:t>Был изучен и реализован алгоритм Вагнера–Фишера для вычисления редакционного расстояния с произвольными стоимостями операций. В алгоритм была добавлена четвёртая операция — удаление двух последовательных разных символов с собственной стоимостью, а также реализована возможность задавать индивидуальные стоимости операций замены и удаления для отдельных символов.</w:t>
-      </w:r>
-    </w:p>
-    <w:p>
-      <w:pPr>
-        <w:pStyle w:val="Normal"/>
-        <w:suppressAutoHyphens w:val="false"/>
-        <w:spacing w:lineRule="auto" w:line="259" w:before="0" w:after="160"/>
-        <w:textAlignment w:val="auto"/>
-        <w:rPr>
-          <w:rFonts w:ascii="Times New Roman" w:hAnsi="Times New Roman" w:cs="Times New Roman"/>
-          <w:sz w:val="28"/>
-          <w:szCs w:val="28"/>
-        </w:rPr>
-      </w:pPr>
-      <w:r>
-        <w:rPr>
-          <w:rFonts w:cs="Times New Roman" w:ascii="Times New Roman" w:hAnsi="Times New Roman"/>
-          <w:sz w:val="28"/>
-          <w:szCs w:val="28"/>
-        </w:rPr>
-      </w:r>
-      <w:r>
-        <w:br w:type="page"/>
-      </w:r>
-    </w:p>
-    <w:p>
-      <w:pPr>
-        <w:pStyle w:val="Normal"/>
-        <w:spacing w:lineRule="auto" w:line="360" w:before="0" w:after="0"/>
         <w:ind w:firstLine="709"/>
         <w:jc w:val="center"/>
         <w:rPr>
@@ -3988,31 +3987,6 @@
           <w:sz w:val="28"/>
           <w:szCs w:val="28"/>
         </w:rPr>
-        <w:t>ПРИЛОЖЕНИЕ 1</w:t>
-      </w:r>
-    </w:p>
-    <w:p>
-      <w:pPr>
-        <w:pStyle w:val="Normal"/>
-        <w:spacing w:lineRule="auto" w:line="360"/>
-        <w:ind w:firstLine="709"/>
-        <w:jc w:val="center"/>
-        <w:rPr>
-          <w:rFonts w:ascii="Times New Roman" w:hAnsi="Times New Roman" w:cs="Times New Roman"/>
-          <w:b/>
-          <w:bCs/>
-          <w:sz w:val="28"/>
-          <w:szCs w:val="28"/>
-        </w:rPr>
-      </w:pPr>
-      <w:r>
-        <w:rPr>
-          <w:rFonts w:cs="Times New Roman" w:ascii="Times New Roman" w:hAnsi="Times New Roman"/>
-          <w:b/>
-          <w:bCs/>
-          <w:sz w:val="28"/>
-          <w:szCs w:val="28"/>
-        </w:rPr>
         <w:t>ИСХОДНЫЙ КОД ПРОГРАММЫ</w:t>
       </w:r>
     </w:p>
@@ -4076,7 +4050,12 @@
         </w:rPr>
       </w:pPr>
       <w:r>
-        <w:rPr/>
+        <w:rPr>
+          <w:rFonts w:cs="Courier New" w:ascii="Courier New" w:hAnsi="Courier New"/>
+          <w:sz w:val="22"/>
+          <w:szCs w:val="22"/>
+          <w:lang w:val="en-US"/>
+        </w:rPr>
       </w:r>
     </w:p>
     <w:p>
@@ -4119,7 +4098,12 @@
         </w:rPr>
       </w:pPr>
       <w:r>
-        <w:rPr/>
+        <w:rPr>
+          <w:rFonts w:cs="Courier New" w:ascii="Courier New" w:hAnsi="Courier New"/>
+          <w:sz w:val="22"/>
+          <w:szCs w:val="22"/>
+          <w:lang w:val="en-US"/>
+        </w:rPr>
       </w:r>
     </w:p>
     <w:p>
@@ -4162,7 +4146,12 @@
         </w:rPr>
       </w:pPr>
       <w:r>
-        <w:rPr/>
+        <w:rPr>
+          <w:rFonts w:cs="Courier New" w:ascii="Courier New" w:hAnsi="Courier New"/>
+          <w:sz w:val="22"/>
+          <w:szCs w:val="22"/>
+          <w:lang w:val="en-US"/>
+        </w:rPr>
       </w:r>
     </w:p>
     <w:p>
@@ -4292,7 +4281,12 @@
         </w:rPr>
       </w:pPr>
       <w:r>
-        <w:rPr/>
+        <w:rPr>
+          <w:rFonts w:cs="Courier New" w:ascii="Courier New" w:hAnsi="Courier New"/>
+          <w:sz w:val="22"/>
+          <w:szCs w:val="22"/>
+          <w:lang w:val="en-US"/>
+        </w:rPr>
       </w:r>
     </w:p>
     <w:p>
@@ -4335,7 +4329,12 @@
         </w:rPr>
       </w:pPr>
       <w:r>
-        <w:rPr/>
+        <w:rPr>
+          <w:rFonts w:cs="Courier New" w:ascii="Courier New" w:hAnsi="Courier New"/>
+          <w:sz w:val="22"/>
+          <w:szCs w:val="22"/>
+          <w:lang w:val="en-US"/>
+        </w:rPr>
       </w:r>
     </w:p>
     <w:p>
@@ -4436,7 +4435,12 @@
         </w:rPr>
       </w:pPr>
       <w:r>
-        <w:rPr/>
+        <w:rPr>
+          <w:rFonts w:cs="Courier New" w:ascii="Courier New" w:hAnsi="Courier New"/>
+          <w:sz w:val="22"/>
+          <w:szCs w:val="22"/>
+          <w:lang w:val="en-US"/>
+        </w:rPr>
       </w:r>
     </w:p>
     <w:p>
@@ -4508,7 +4512,12 @@
         </w:rPr>
       </w:pPr>
       <w:r>
-        <w:rPr/>
+        <w:rPr>
+          <w:rFonts w:cs="Courier New" w:ascii="Courier New" w:hAnsi="Courier New"/>
+          <w:sz w:val="22"/>
+          <w:szCs w:val="22"/>
+          <w:lang w:val="en-US"/>
+        </w:rPr>
       </w:r>
     </w:p>
     <w:p>
@@ -4667,7 +4676,12 @@
         </w:rPr>
       </w:pPr>
       <w:r>
-        <w:rPr/>
+        <w:rPr>
+          <w:rFonts w:cs="Courier New" w:ascii="Courier New" w:hAnsi="Courier New"/>
+          <w:sz w:val="22"/>
+          <w:szCs w:val="22"/>
+          <w:lang w:val="en-US"/>
+        </w:rPr>
       </w:r>
     </w:p>
     <w:p>
@@ -4739,7 +4753,12 @@
         </w:rPr>
       </w:pPr>
       <w:r>
-        <w:rPr/>
+        <w:rPr>
+          <w:rFonts w:cs="Courier New" w:ascii="Courier New" w:hAnsi="Courier New"/>
+          <w:sz w:val="22"/>
+          <w:szCs w:val="22"/>
+          <w:lang w:val="en-US"/>
+        </w:rPr>
       </w:r>
     </w:p>
     <w:p>
@@ -4782,7 +4801,12 @@
         </w:rPr>
       </w:pPr>
       <w:r>
-        <w:rPr/>
+        <w:rPr>
+          <w:rFonts w:cs="Courier New" w:ascii="Courier New" w:hAnsi="Courier New"/>
+          <w:sz w:val="22"/>
+          <w:szCs w:val="22"/>
+          <w:lang w:val="en-US"/>
+        </w:rPr>
       </w:r>
     </w:p>
     <w:p>
@@ -4825,7 +4849,12 @@
         </w:rPr>
       </w:pPr>
       <w:r>
-        <w:rPr/>
+        <w:rPr>
+          <w:rFonts w:cs="Courier New" w:ascii="Courier New" w:hAnsi="Courier New"/>
+          <w:sz w:val="22"/>
+          <w:szCs w:val="22"/>
+          <w:lang w:val="en-US"/>
+        </w:rPr>
       </w:r>
     </w:p>
     <w:p>
@@ -4868,7 +4897,12 @@
         </w:rPr>
       </w:pPr>
       <w:r>
-        <w:rPr/>
+        <w:rPr>
+          <w:rFonts w:cs="Courier New" w:ascii="Courier New" w:hAnsi="Courier New"/>
+          <w:sz w:val="22"/>
+          <w:szCs w:val="22"/>
+          <w:lang w:val="en-US"/>
+        </w:rPr>
       </w:r>
     </w:p>
     <w:p>
@@ -4882,7 +4916,12 @@
         </w:rPr>
       </w:pPr>
       <w:r>
-        <w:rPr/>
+        <w:rPr>
+          <w:rFonts w:cs="Courier New" w:ascii="Courier New" w:hAnsi="Courier New"/>
+          <w:sz w:val="22"/>
+          <w:szCs w:val="22"/>
+          <w:lang w:val="en-US"/>
+        </w:rPr>
       </w:r>
     </w:p>
     <w:p>
@@ -4995,7 +5034,7 @@
 </file>
 
 <file path=word/footer1.xml><?xml version="1.0" encoding="utf-8"?>
-<w:ftr xmlns:o="urn:schemas-microsoft-com:office:office" xmlns:r="http://schemas.openxmlformats.org/officeDocument/2006/relationships" xmlns:v="urn:schemas-microsoft-com:vml" xmlns:w="http://schemas.openxmlformats.org/wordprocessingml/2006/main" xmlns:w10="urn:schemas-microsoft-com:office:word" xmlns:wp="http://schemas.openxmlformats.org/drawingml/2006/wordprocessingDrawing" xmlns:wps="http://schemas.microsoft.com/office/word/2010/wordprocessingShape" xmlns:wpg="http://schemas.microsoft.com/office/word/2010/wordprocessingGroup" xmlns:mc="http://schemas.openxmlformats.org/markup-compatibility/2006" xmlns:wp14="http://schemas.microsoft.com/office/word/2010/wordprocessingDrawing" xmlns:w14="http://schemas.microsoft.com/office/word/2010/wordml" xmlns:w15="http://schemas.microsoft.com/office/word/2012/wordml" mc:Ignorable="w14 wp14 w15">
+<w:ftr xmlns:o="urn:schemas-microsoft-com:office:office" xmlns:r="http://schemas.openxmlformats.org/officeDocument/2006/relationships" xmlns:v="urn:schemas-microsoft-com:vml" xmlns:w="http://schemas.openxmlformats.org/wordprocessingml/2006/main" xmlns:w10="urn:schemas-microsoft-com:office:word" xmlns:wp="http://schemas.openxmlformats.org/drawingml/2006/wordprocessingDrawing" xmlns:pic="http://schemas.openxmlformats.org/drawingml/2006/picture" xmlns:wps="http://schemas.microsoft.com/office/word/2010/wordprocessingShape" xmlns:wpg="http://schemas.microsoft.com/office/word/2010/wordprocessingGroup" xmlns:mc="http://schemas.openxmlformats.org/markup-compatibility/2006" xmlns:wp14="http://schemas.microsoft.com/office/word/2010/wordprocessingDrawing" xmlns:w14="http://schemas.microsoft.com/office/word/2010/wordml" xmlns:w15="http://schemas.microsoft.com/office/word/2012/wordml" mc:Ignorable="w14 wp14 w15">
   <w:p>
     <w:pPr>
       <w:pStyle w:val="Footer"/>
@@ -5009,14 +5048,14 @@
 </file>
 
 <file path=word/footer2.xml><?xml version="1.0" encoding="utf-8"?>
-<w:ftr xmlns:o="urn:schemas-microsoft-com:office:office" xmlns:r="http://schemas.openxmlformats.org/officeDocument/2006/relationships" xmlns:v="urn:schemas-microsoft-com:vml" xmlns:w="http://schemas.openxmlformats.org/wordprocessingml/2006/main" xmlns:w10="urn:schemas-microsoft-com:office:word" xmlns:wp="http://schemas.openxmlformats.org/drawingml/2006/wordprocessingDrawing" xmlns:wps="http://schemas.microsoft.com/office/word/2010/wordprocessingShape" xmlns:wpg="http://schemas.microsoft.com/office/word/2010/wordprocessingGroup" xmlns:mc="http://schemas.openxmlformats.org/markup-compatibility/2006" xmlns:wp14="http://schemas.microsoft.com/office/word/2010/wordprocessingDrawing" xmlns:w14="http://schemas.microsoft.com/office/word/2010/wordml" xmlns:w15="http://schemas.microsoft.com/office/word/2012/wordml" mc:Ignorable="w14 wp14 w15">
+<w:ftr xmlns:o="urn:schemas-microsoft-com:office:office" xmlns:r="http://schemas.openxmlformats.org/officeDocument/2006/relationships" xmlns:v="urn:schemas-microsoft-com:vml" xmlns:w="http://schemas.openxmlformats.org/wordprocessingml/2006/main" xmlns:w10="urn:schemas-microsoft-com:office:word" xmlns:wp="http://schemas.openxmlformats.org/drawingml/2006/wordprocessingDrawing" xmlns:pic="http://schemas.openxmlformats.org/drawingml/2006/picture" xmlns:wps="http://schemas.microsoft.com/office/word/2010/wordprocessingShape" xmlns:wpg="http://schemas.microsoft.com/office/word/2010/wordprocessingGroup" xmlns:mc="http://schemas.openxmlformats.org/markup-compatibility/2006" xmlns:wp14="http://schemas.microsoft.com/office/word/2010/wordprocessingDrawing" xmlns:w14="http://schemas.microsoft.com/office/word/2010/wordml" xmlns:w15="http://schemas.microsoft.com/office/word/2012/wordml" mc:Ignorable="w14 wp14 w15">
   <w:sdt>
     <w:sdtPr>
+      <w:id w:val="739913465"/>
       <w:docPartObj>
         <w:docPartGallery w:val="Page Numbers (Bottom of Page)"/>
         <w:docPartUnique w:val="true"/>
       </w:docPartObj>
-      <w:id w:val="739913465"/>
     </w:sdtPr>
     <w:sdtContent>
       <w:p>
@@ -5061,7 +5100,7 @@
 </file>
 
 <file path=word/footer3.xml><?xml version="1.0" encoding="utf-8"?>
-<w:ftr xmlns:o="urn:schemas-microsoft-com:office:office" xmlns:r="http://schemas.openxmlformats.org/officeDocument/2006/relationships" xmlns:v="urn:schemas-microsoft-com:vml" xmlns:w="http://schemas.openxmlformats.org/wordprocessingml/2006/main" xmlns:w10="urn:schemas-microsoft-com:office:word" xmlns:wp="http://schemas.openxmlformats.org/drawingml/2006/wordprocessingDrawing" xmlns:wps="http://schemas.microsoft.com/office/word/2010/wordprocessingShape" xmlns:wpg="http://schemas.microsoft.com/office/word/2010/wordprocessingGroup" xmlns:mc="http://schemas.openxmlformats.org/markup-compatibility/2006" xmlns:wp14="http://schemas.microsoft.com/office/word/2010/wordprocessingDrawing" xmlns:w14="http://schemas.microsoft.com/office/word/2010/wordml" xmlns:w15="http://schemas.microsoft.com/office/word/2012/wordml" mc:Ignorable="w14 wp14 w15">
+<w:ftr xmlns:o="urn:schemas-microsoft-com:office:office" xmlns:r="http://schemas.openxmlformats.org/officeDocument/2006/relationships" xmlns:v="urn:schemas-microsoft-com:vml" xmlns:w="http://schemas.openxmlformats.org/wordprocessingml/2006/main" xmlns:w10="urn:schemas-microsoft-com:office:word" xmlns:wp="http://schemas.openxmlformats.org/drawingml/2006/wordprocessingDrawing" xmlns:pic="http://schemas.openxmlformats.org/drawingml/2006/picture" xmlns:wps="http://schemas.microsoft.com/office/word/2010/wordprocessingShape" xmlns:wpg="http://schemas.microsoft.com/office/word/2010/wordprocessingGroup" xmlns:mc="http://schemas.openxmlformats.org/markup-compatibility/2006" xmlns:wp14="http://schemas.microsoft.com/office/word/2010/wordprocessingDrawing" xmlns:w14="http://schemas.microsoft.com/office/word/2010/wordml" xmlns:w15="http://schemas.microsoft.com/office/word/2012/wordml" mc:Ignorable="w14 wp14 w15">
   <w:p>
     <w:pPr>
       <w:pStyle w:val="Normal"/>
@@ -5767,12 +5806,12 @@
       <w:kern w:val="2"/>
       <w:sz w:val="24"/>
       <w:szCs w:val="24"/>
-      <w:lang w:eastAsia="zh-CN" w:bidi="hi-IN" w:val="ru-RU"/>
+      <w:lang w:val="ru-RU" w:eastAsia="zh-CN" w:bidi="hi-IN"/>
       <w14:ligatures w14:val="none"/>
     </w:rPr>
   </w:style>
   <w:style w:type="paragraph" w:styleId="Heading1">
-    <w:name w:val="Heading 1"/>
+    <w:name w:val="heading 1"/>
     <w:basedOn w:val="Normal"/>
     <w:next w:val="Normal"/>
     <w:link w:val="1"/>
@@ -5793,7 +5832,7 @@
     </w:rPr>
   </w:style>
   <w:style w:type="paragraph" w:styleId="Heading2">
-    <w:name w:val="Heading 2"/>
+    <w:name w:val="heading 2"/>
     <w:basedOn w:val="Normal"/>
     <w:next w:val="Normal"/>
     <w:link w:val="2"/>
@@ -5816,7 +5855,7 @@
     </w:rPr>
   </w:style>
   <w:style w:type="paragraph" w:styleId="Heading3">
-    <w:name w:val="Heading 3"/>
+    <w:name w:val="heading 3"/>
     <w:basedOn w:val="Normal"/>
     <w:next w:val="Normal"/>
     <w:link w:val="3"/>
@@ -5839,7 +5878,7 @@
     </w:rPr>
   </w:style>
   <w:style w:type="paragraph" w:styleId="Heading4">
-    <w:name w:val="Heading 4"/>
+    <w:name w:val="heading 4"/>
     <w:basedOn w:val="Normal"/>
     <w:next w:val="Normal"/>
     <w:link w:val="4"/>
@@ -5862,7 +5901,7 @@
     </w:rPr>
   </w:style>
   <w:style w:type="paragraph" w:styleId="Heading5">
-    <w:name w:val="Heading 5"/>
+    <w:name w:val="heading 5"/>
     <w:basedOn w:val="Normal"/>
     <w:next w:val="Normal"/>
     <w:link w:val="5"/>
@@ -5883,7 +5922,7 @@
     </w:rPr>
   </w:style>
   <w:style w:type="paragraph" w:styleId="Heading6">
-    <w:name w:val="Heading 6"/>
+    <w:name w:val="heading 6"/>
     <w:basedOn w:val="Normal"/>
     <w:next w:val="Normal"/>
     <w:link w:val="6"/>
@@ -5906,7 +5945,7 @@
     </w:rPr>
   </w:style>
   <w:style w:type="paragraph" w:styleId="Heading7">
-    <w:name w:val="Heading 7"/>
+    <w:name w:val="heading 7"/>
     <w:basedOn w:val="Normal"/>
     <w:next w:val="Normal"/>
     <w:link w:val="7"/>
@@ -5927,7 +5966,7 @@
     </w:rPr>
   </w:style>
   <w:style w:type="paragraph" w:styleId="Heading8">
-    <w:name w:val="Heading 8"/>
+    <w:name w:val="heading 8"/>
     <w:basedOn w:val="Normal"/>
     <w:next w:val="Normal"/>
     <w:link w:val="8"/>
@@ -5949,7 +5988,7 @@
     </w:rPr>
   </w:style>
   <w:style w:type="paragraph" w:styleId="Heading9">
-    <w:name w:val="Heading 9"/>
+    <w:name w:val="heading 9"/>
     <w:basedOn w:val="Normal"/>
     <w:next w:val="Normal"/>
     <w:link w:val="9"/>
@@ -6254,7 +6293,7 @@
     </w:rPr>
   </w:style>
   <w:style w:type="paragraph" w:styleId="Caption">
-    <w:name w:val="Caption"/>
+    <w:name w:val="caption"/>
     <w:basedOn w:val="Normal"/>
     <w:qFormat/>
     <w:pPr>
@@ -6390,7 +6429,7 @@
       <w:kern w:val="2"/>
       <w:sz w:val="28"/>
       <w:szCs w:val="24"/>
-      <w:lang w:eastAsia="zh-CN" w:bidi="hi-IN" w:val="ru-RU"/>
+      <w:lang w:val="ru-RU" w:eastAsia="zh-CN" w:bidi="hi-IN"/>
       <w14:ligatures w14:val="none"/>
     </w:rPr>
   </w:style>
@@ -6419,7 +6458,7 @@
     <w:rPr/>
   </w:style>
   <w:style w:type="paragraph" w:styleId="Footer">
-    <w:name w:val="Footer"/>
+    <w:name w:val="footer"/>
     <w:basedOn w:val="Normal"/>
     <w:link w:val="Style8"/>
     <w:uiPriority w:val="99"/>
@@ -6500,37 +6539,37 @@
         <a:srgbClr val="000000"/>
       </a:dk1>
       <a:lt1>
-        <a:srgbClr val="ffffff"/>
+        <a:srgbClr val="FFFFFF"/>
       </a:lt1>
       <a:dk2>
-        <a:srgbClr val="44546a"/>
+        <a:srgbClr val="44546A"/>
       </a:dk2>
       <a:lt2>
-        <a:srgbClr val="e7e6e6"/>
+        <a:srgbClr val="E7E6E6"/>
       </a:lt2>
       <a:accent1>
-        <a:srgbClr val="4472c4"/>
+        <a:srgbClr val="4472C4"/>
       </a:accent1>
       <a:accent2>
-        <a:srgbClr val="ed7d31"/>
+        <a:srgbClr val="ED7D31"/>
       </a:accent2>
       <a:accent3>
-        <a:srgbClr val="a5a5a5"/>
+        <a:srgbClr val="A5A5A5"/>
       </a:accent3>
       <a:accent4>
-        <a:srgbClr val="ffc000"/>
+        <a:srgbClr val="FFC000"/>
       </a:accent4>
       <a:accent5>
-        <a:srgbClr val="5b9bd5"/>
+        <a:srgbClr val="5B9BD5"/>
       </a:accent5>
       <a:accent6>
-        <a:srgbClr val="70ad47"/>
+        <a:srgbClr val="70AD47"/>
       </a:accent6>
       <a:hlink>
-        <a:srgbClr val="0563c1"/>
+        <a:srgbClr val="0563C1"/>
       </a:hlink>
       <a:folHlink>
-        <a:srgbClr val="954f72"/>
+        <a:srgbClr val="954F72"/>
       </a:folHlink>
     </a:clrScheme>
     <a:fontScheme name="Стандартная">

--- a/Babii_Dmitrii_lb3/Babii_Dmitrii_lb3_PiAA.docx
+++ b/Babii_Dmitrii_lb3/Babii_Dmitrii_lb3_PiAA.docx
@@ -437,12 +437,12 @@
           <w:bottom w:w="0" w:type="dxa"/>
           <w:right w:w="108" w:type="dxa"/>
         </w:tblCellMar>
-        <w:tblLook w:val="04a0" w:noHBand="0" w:noVBand="1" w:firstColumn="1" w:lastRow="0" w:lastColumn="0" w:firstRow="1"/>
+        <w:tblLook w:noHBand="0" w:noVBand="1" w:firstColumn="1" w:lastRow="0" w:lastColumn="0" w:firstRow="1" w:val="04a0"/>
       </w:tblPr>
       <w:tblGrid>
-        <w:gridCol w:w="4345"/>
+        <w:gridCol w:w="4344"/>
         <w:gridCol w:w="2609"/>
-        <w:gridCol w:w="2900"/>
+        <w:gridCol w:w="2901"/>
       </w:tblGrid>
       <w:tr>
         <w:trPr>
@@ -450,7 +450,7 @@
         </w:trPr>
         <w:tc>
           <w:tcPr>
-            <w:tcW w:w="4345" w:type="dxa"/>
+            <w:tcW w:w="4344" w:type="dxa"/>
             <w:tcBorders/>
             <w:vAlign w:val="bottom"/>
           </w:tcPr>
@@ -496,7 +496,7 @@
         </w:tc>
         <w:tc>
           <w:tcPr>
-            <w:tcW w:w="2900" w:type="dxa"/>
+            <w:tcW w:w="2901" w:type="dxa"/>
             <w:tcBorders/>
             <w:vAlign w:val="bottom"/>
           </w:tcPr>
@@ -526,7 +526,7 @@
         </w:trPr>
         <w:tc>
           <w:tcPr>
-            <w:tcW w:w="4345" w:type="dxa"/>
+            <w:tcW w:w="4344" w:type="dxa"/>
             <w:tcBorders/>
             <w:vAlign w:val="bottom"/>
           </w:tcPr>
@@ -572,7 +572,7 @@
         </w:tc>
         <w:tc>
           <w:tcPr>
-            <w:tcW w:w="2900" w:type="dxa"/>
+            <w:tcW w:w="2901" w:type="dxa"/>
             <w:tcBorders/>
             <w:vAlign w:val="bottom"/>
           </w:tcPr>
@@ -2660,20 +2660,20 @@
           <w:bottom w:w="0" w:type="dxa"/>
           <w:right w:w="108" w:type="dxa"/>
         </w:tblCellMar>
-        <w:tblLook w:val="04a0" w:noHBand="0" w:noVBand="1" w:firstColumn="1" w:lastRow="0" w:lastColumn="0" w:firstRow="1"/>
+        <w:tblLook w:noHBand="0" w:noVBand="1" w:firstColumn="1" w:lastRow="0" w:lastColumn="0" w:firstRow="1" w:val="04a0"/>
       </w:tblPr>
       <w:tblGrid>
-        <w:gridCol w:w="444"/>
-        <w:gridCol w:w="1304"/>
-        <w:gridCol w:w="1464"/>
-        <w:gridCol w:w="2218"/>
+        <w:gridCol w:w="443"/>
+        <w:gridCol w:w="1305"/>
+        <w:gridCol w:w="1463"/>
+        <w:gridCol w:w="2219"/>
         <w:gridCol w:w="3915"/>
       </w:tblGrid>
       <w:tr>
         <w:trPr/>
         <w:tc>
           <w:tcPr>
-            <w:tcW w:w="444" w:type="dxa"/>
+            <w:tcW w:w="443" w:type="dxa"/>
             <w:tcBorders/>
           </w:tcPr>
           <w:p>
@@ -2697,7 +2697,7 @@
         </w:tc>
         <w:tc>
           <w:tcPr>
-            <w:tcW w:w="1304" w:type="dxa"/>
+            <w:tcW w:w="1305" w:type="dxa"/>
             <w:tcBorders/>
           </w:tcPr>
           <w:p>
@@ -2721,7 +2721,7 @@
         </w:tc>
         <w:tc>
           <w:tcPr>
-            <w:tcW w:w="1464" w:type="dxa"/>
+            <w:tcW w:w="1463" w:type="dxa"/>
             <w:tcBorders/>
           </w:tcPr>
           <w:p>
@@ -2745,7 +2745,7 @@
         </w:tc>
         <w:tc>
           <w:tcPr>
-            <w:tcW w:w="2218" w:type="dxa"/>
+            <w:tcW w:w="2219" w:type="dxa"/>
             <w:tcBorders/>
           </w:tcPr>
           <w:p>
@@ -2797,7 +2797,7 @@
         <w:trPr/>
         <w:tc>
           <w:tcPr>
-            <w:tcW w:w="444" w:type="dxa"/>
+            <w:tcW w:w="443" w:type="dxa"/>
             <w:tcBorders/>
           </w:tcPr>
           <w:p>
@@ -2821,7 +2821,7 @@
         </w:tc>
         <w:tc>
           <w:tcPr>
-            <w:tcW w:w="1304" w:type="dxa"/>
+            <w:tcW w:w="1305" w:type="dxa"/>
             <w:tcBorders/>
           </w:tcPr>
           <w:p>
@@ -2865,7 +2865,7 @@
         </w:tc>
         <w:tc>
           <w:tcPr>
-            <w:tcW w:w="1464" w:type="dxa"/>
+            <w:tcW w:w="1463" w:type="dxa"/>
             <w:tcBorders/>
           </w:tcPr>
           <w:p>
@@ -2890,7 +2890,7 @@
         </w:tc>
         <w:tc>
           <w:tcPr>
-            <w:tcW w:w="2218" w:type="dxa"/>
+            <w:tcW w:w="2219" w:type="dxa"/>
             <w:tcBorders/>
           </w:tcPr>
           <w:p>
@@ -3047,7 +3047,7 @@
         <w:trPr/>
         <w:tc>
           <w:tcPr>
-            <w:tcW w:w="444" w:type="dxa"/>
+            <w:tcW w:w="443" w:type="dxa"/>
             <w:tcBorders/>
           </w:tcPr>
           <w:p>
@@ -3071,7 +3071,7 @@
         </w:tc>
         <w:tc>
           <w:tcPr>
-            <w:tcW w:w="1304" w:type="dxa"/>
+            <w:tcW w:w="1305" w:type="dxa"/>
             <w:tcBorders/>
           </w:tcPr>
           <w:p>
@@ -3113,7 +3113,7 @@
         </w:tc>
         <w:tc>
           <w:tcPr>
-            <w:tcW w:w="1464" w:type="dxa"/>
+            <w:tcW w:w="1463" w:type="dxa"/>
             <w:tcBorders/>
           </w:tcPr>
           <w:p>
@@ -3138,7 +3138,7 @@
         </w:tc>
         <w:tc>
           <w:tcPr>
-            <w:tcW w:w="2218" w:type="dxa"/>
+            <w:tcW w:w="2219" w:type="dxa"/>
             <w:tcBorders/>
           </w:tcPr>
           <w:p>
@@ -3309,7 +3309,7 @@
         <w:trPr/>
         <w:tc>
           <w:tcPr>
-            <w:tcW w:w="444" w:type="dxa"/>
+            <w:tcW w:w="443" w:type="dxa"/>
             <w:tcBorders/>
           </w:tcPr>
           <w:p>
@@ -3333,7 +3333,7 @@
         </w:tc>
         <w:tc>
           <w:tcPr>
-            <w:tcW w:w="1304" w:type="dxa"/>
+            <w:tcW w:w="1305" w:type="dxa"/>
             <w:tcBorders/>
           </w:tcPr>
           <w:p>
@@ -3358,7 +3358,7 @@
         </w:tc>
         <w:tc>
           <w:tcPr>
-            <w:tcW w:w="1464" w:type="dxa"/>
+            <w:tcW w:w="1463" w:type="dxa"/>
             <w:tcBorders/>
           </w:tcPr>
           <w:p>
@@ -3383,7 +3383,7 @@
         </w:tc>
         <w:tc>
           <w:tcPr>
-            <w:tcW w:w="2218" w:type="dxa"/>
+            <w:tcW w:w="2219" w:type="dxa"/>
             <w:tcBorders/>
           </w:tcPr>
           <w:p>
@@ -3494,7 +3494,7 @@
         <w:trPr/>
         <w:tc>
           <w:tcPr>
-            <w:tcW w:w="444" w:type="dxa"/>
+            <w:tcW w:w="443" w:type="dxa"/>
             <w:tcBorders/>
           </w:tcPr>
           <w:p>
@@ -3518,7 +3518,7 @@
         </w:tc>
         <w:tc>
           <w:tcPr>
-            <w:tcW w:w="1304" w:type="dxa"/>
+            <w:tcW w:w="1305" w:type="dxa"/>
             <w:tcBorders/>
           </w:tcPr>
           <w:p>
@@ -3558,7 +3558,7 @@
         </w:tc>
         <w:tc>
           <w:tcPr>
-            <w:tcW w:w="1464" w:type="dxa"/>
+            <w:tcW w:w="1463" w:type="dxa"/>
             <w:tcBorders/>
           </w:tcPr>
           <w:p>
@@ -3583,7 +3583,7 @@
         </w:tc>
         <w:tc>
           <w:tcPr>
-            <w:tcW w:w="2218" w:type="dxa"/>
+            <w:tcW w:w="2219" w:type="dxa"/>
             <w:tcBorders/>
           </w:tcPr>
           <w:p>
@@ -4132,7 +4132,7 @@
           <w:szCs w:val="22"/>
           <w:lang w:val="en-US"/>
         </w:rPr>
-        <w:t>print("  ", *["#"] + list(str_1))</w:t>
+        <w:t>print("Таблица:")</w:t>
       </w:r>
     </w:p>
     <w:p>
@@ -4152,6 +4152,16 @@
           <w:szCs w:val="22"/>
           <w:lang w:val="en-US"/>
         </w:rPr>
+        <w:t xml:space="preserve">    </w:t>
+      </w:r>
+      <w:r>
+        <w:rPr>
+          <w:rFonts w:cs="Courier New" w:ascii="Courier New" w:hAnsi="Courier New"/>
+          <w:sz w:val="22"/>
+          <w:szCs w:val="22"/>
+          <w:lang w:val="en-US"/>
+        </w:rPr>
+        <w:t>print("   ", *["#"] + list(str_1))</w:t>
       </w:r>
     </w:p>
     <w:p>
@@ -4171,6 +4181,25 @@
           <w:szCs w:val="22"/>
           <w:lang w:val="en-US"/>
         </w:rPr>
+      </w:r>
+    </w:p>
+    <w:p>
+      <w:pPr>
+        <w:pStyle w:val="Normal"/>
+        <w:rPr>
+          <w:rFonts w:ascii="Courier New" w:hAnsi="Courier New" w:cs="Courier New"/>
+          <w:sz w:val="22"/>
+          <w:szCs w:val="22"/>
+          <w:lang w:val="en-US"/>
+        </w:rPr>
+      </w:pPr>
+      <w:r>
+        <w:rPr>
+          <w:rFonts w:cs="Courier New" w:ascii="Courier New" w:hAnsi="Courier New"/>
+          <w:sz w:val="22"/>
+          <w:szCs w:val="22"/>
+          <w:lang w:val="en-US"/>
+        </w:rPr>
         <w:t xml:space="preserve">    </w:t>
       </w:r>
       <w:r>
@@ -4238,6 +4267,54 @@
           <w:szCs w:val="22"/>
           <w:lang w:val="en-US"/>
         </w:rPr>
+        <w:t>print(f"first_row[{j}] -&gt; удаление '{str_1[j-1]}': {current_row[j]}")</w:t>
+      </w:r>
+    </w:p>
+    <w:p>
+      <w:pPr>
+        <w:pStyle w:val="Normal"/>
+        <w:rPr>
+          <w:rFonts w:ascii="Courier New" w:hAnsi="Courier New" w:cs="Courier New"/>
+          <w:sz w:val="22"/>
+          <w:szCs w:val="22"/>
+          <w:lang w:val="en-US"/>
+        </w:rPr>
+      </w:pPr>
+      <w:r>
+        <w:rPr>
+          <w:rFonts w:cs="Courier New" w:ascii="Courier New" w:hAnsi="Courier New"/>
+          <w:sz w:val="22"/>
+          <w:szCs w:val="22"/>
+          <w:lang w:val="en-US"/>
+        </w:rPr>
+      </w:r>
+    </w:p>
+    <w:p>
+      <w:pPr>
+        <w:pStyle w:val="Normal"/>
+        <w:rPr>
+          <w:rFonts w:ascii="Courier New" w:hAnsi="Courier New" w:cs="Courier New"/>
+          <w:sz w:val="22"/>
+          <w:szCs w:val="22"/>
+          <w:lang w:val="en-US"/>
+        </w:rPr>
+      </w:pPr>
+      <w:r>
+        <w:rPr>
+          <w:rFonts w:cs="Courier New" w:ascii="Courier New" w:hAnsi="Courier New"/>
+          <w:sz w:val="22"/>
+          <w:szCs w:val="22"/>
+          <w:lang w:val="en-US"/>
+        </w:rPr>
+        <w:t xml:space="preserve">        </w:t>
+      </w:r>
+      <w:r>
+        <w:rPr>
+          <w:rFonts w:cs="Courier New" w:ascii="Courier New" w:hAnsi="Courier New"/>
+          <w:sz w:val="22"/>
+          <w:szCs w:val="22"/>
+          <w:lang w:val="en-US"/>
+        </w:rPr>
         <w:t>if j &gt;= 2 and str_1[j - 1] != str_1[j - 2]:</w:t>
       </w:r>
     </w:p>
@@ -4267,7 +4344,7 @@
           <w:szCs w:val="22"/>
           <w:lang w:val="en-US"/>
         </w:rPr>
-        <w:t>current_row[j] = min(current_row[j], current_row[j - 2] + cost)</w:t>
+        <w:t>new_val = current_row[j - 2] + cost</w:t>
       </w:r>
     </w:p>
     <w:p>
@@ -4287,6 +4364,16 @@
           <w:szCs w:val="22"/>
           <w:lang w:val="en-US"/>
         </w:rPr>
+        <w:t xml:space="preserve">            </w:t>
+      </w:r>
+      <w:r>
+        <w:rPr>
+          <w:rFonts w:cs="Courier New" w:ascii="Courier New" w:hAnsi="Courier New"/>
+          <w:sz w:val="22"/>
+          <w:szCs w:val="22"/>
+          <w:lang w:val="en-US"/>
+        </w:rPr>
+        <w:t>if new_val &lt; current_row[j]:</w:t>
       </w:r>
     </w:p>
     <w:p>
@@ -4306,6 +4393,170 @@
           <w:szCs w:val="22"/>
           <w:lang w:val="en-US"/>
         </w:rPr>
+        <w:t xml:space="preserve">                </w:t>
+      </w:r>
+      <w:r>
+        <w:rPr>
+          <w:rFonts w:cs="Courier New" w:ascii="Courier New" w:hAnsi="Courier New"/>
+          <w:sz w:val="22"/>
+          <w:szCs w:val="22"/>
+          <w:lang w:val="en-US"/>
+        </w:rPr>
+        <w:t>print(</w:t>
+      </w:r>
+    </w:p>
+    <w:p>
+      <w:pPr>
+        <w:pStyle w:val="Normal"/>
+        <w:rPr>
+          <w:rFonts w:ascii="Courier New" w:hAnsi="Courier New" w:cs="Courier New"/>
+          <w:sz w:val="22"/>
+          <w:szCs w:val="22"/>
+          <w:lang w:val="en-US"/>
+        </w:rPr>
+      </w:pPr>
+      <w:r>
+        <w:rPr>
+          <w:rFonts w:cs="Courier New" w:ascii="Courier New" w:hAnsi="Courier New"/>
+          <w:sz w:val="22"/>
+          <w:szCs w:val="22"/>
+          <w:lang w:val="en-US"/>
+        </w:rPr>
+        <w:t xml:space="preserve">                    </w:t>
+      </w:r>
+      <w:r>
+        <w:rPr>
+          <w:rFonts w:cs="Courier New" w:ascii="Courier New" w:hAnsi="Courier New"/>
+          <w:sz w:val="22"/>
+          <w:szCs w:val="22"/>
+          <w:lang w:val="en-US"/>
+        </w:rPr>
+        <w:t>f"first_row[{j}] -&gt; удаление пары "</w:t>
+      </w:r>
+    </w:p>
+    <w:p>
+      <w:pPr>
+        <w:pStyle w:val="Normal"/>
+        <w:rPr>
+          <w:rFonts w:ascii="Courier New" w:hAnsi="Courier New" w:cs="Courier New"/>
+          <w:sz w:val="22"/>
+          <w:szCs w:val="22"/>
+          <w:lang w:val="en-US"/>
+        </w:rPr>
+      </w:pPr>
+      <w:r>
+        <w:rPr>
+          <w:rFonts w:cs="Courier New" w:ascii="Courier New" w:hAnsi="Courier New"/>
+          <w:sz w:val="22"/>
+          <w:szCs w:val="22"/>
+          <w:lang w:val="en-US"/>
+        </w:rPr>
+        <w:t xml:space="preserve">                    </w:t>
+      </w:r>
+      <w:r>
+        <w:rPr>
+          <w:rFonts w:cs="Courier New" w:ascii="Courier New" w:hAnsi="Courier New"/>
+          <w:sz w:val="22"/>
+          <w:szCs w:val="22"/>
+          <w:lang w:val="en-US"/>
+        </w:rPr>
+        <w:t>f"'{str_1[j-2]}{str_1[j-1]}' за {cost}: {new_val}"</w:t>
+      </w:r>
+    </w:p>
+    <w:p>
+      <w:pPr>
+        <w:pStyle w:val="Normal"/>
+        <w:rPr>
+          <w:rFonts w:ascii="Courier New" w:hAnsi="Courier New" w:cs="Courier New"/>
+          <w:sz w:val="22"/>
+          <w:szCs w:val="22"/>
+          <w:lang w:val="en-US"/>
+        </w:rPr>
+      </w:pPr>
+      <w:r>
+        <w:rPr>
+          <w:rFonts w:cs="Courier New" w:ascii="Courier New" w:hAnsi="Courier New"/>
+          <w:sz w:val="22"/>
+          <w:szCs w:val="22"/>
+          <w:lang w:val="en-US"/>
+        </w:rPr>
+        <w:t xml:space="preserve">                </w:t>
+      </w:r>
+      <w:r>
+        <w:rPr>
+          <w:rFonts w:cs="Courier New" w:ascii="Courier New" w:hAnsi="Courier New"/>
+          <w:sz w:val="22"/>
+          <w:szCs w:val="22"/>
+          <w:lang w:val="en-US"/>
+        </w:rPr>
+        <w:t>)</w:t>
+      </w:r>
+    </w:p>
+    <w:p>
+      <w:pPr>
+        <w:pStyle w:val="Normal"/>
+        <w:rPr>
+          <w:rFonts w:ascii="Courier New" w:hAnsi="Courier New" w:cs="Courier New"/>
+          <w:sz w:val="22"/>
+          <w:szCs w:val="22"/>
+          <w:lang w:val="en-US"/>
+        </w:rPr>
+      </w:pPr>
+      <w:r>
+        <w:rPr>
+          <w:rFonts w:cs="Courier New" w:ascii="Courier New" w:hAnsi="Courier New"/>
+          <w:sz w:val="22"/>
+          <w:szCs w:val="22"/>
+          <w:lang w:val="en-US"/>
+        </w:rPr>
+        <w:t xml:space="preserve">            </w:t>
+      </w:r>
+      <w:r>
+        <w:rPr>
+          <w:rFonts w:cs="Courier New" w:ascii="Courier New" w:hAnsi="Courier New"/>
+          <w:sz w:val="22"/>
+          <w:szCs w:val="22"/>
+          <w:lang w:val="en-US"/>
+        </w:rPr>
+        <w:t>current_row[j] = min(current_row[j], new_val)</w:t>
+      </w:r>
+    </w:p>
+    <w:p>
+      <w:pPr>
+        <w:pStyle w:val="Normal"/>
+        <w:rPr>
+          <w:rFonts w:ascii="Courier New" w:hAnsi="Courier New" w:cs="Courier New"/>
+          <w:sz w:val="22"/>
+          <w:szCs w:val="22"/>
+          <w:lang w:val="en-US"/>
+        </w:rPr>
+      </w:pPr>
+      <w:r>
+        <w:rPr>
+          <w:rFonts w:cs="Courier New" w:ascii="Courier New" w:hAnsi="Courier New"/>
+          <w:sz w:val="22"/>
+          <w:szCs w:val="22"/>
+          <w:lang w:val="en-US"/>
+        </w:rPr>
+      </w:r>
+    </w:p>
+    <w:p>
+      <w:pPr>
+        <w:pStyle w:val="Normal"/>
+        <w:rPr>
+          <w:rFonts w:ascii="Courier New" w:hAnsi="Courier New" w:cs="Courier New"/>
+          <w:sz w:val="22"/>
+          <w:szCs w:val="22"/>
+          <w:lang w:val="en-US"/>
+        </w:rPr>
+      </w:pPr>
+      <w:r>
+        <w:rPr>
+          <w:rFonts w:cs="Courier New" w:ascii="Courier New" w:hAnsi="Courier New"/>
+          <w:sz w:val="22"/>
+          <w:szCs w:val="22"/>
+          <w:lang w:val="en-US"/>
+        </w:rPr>
         <w:t xml:space="preserve">    </w:t>
       </w:r>
       <w:r>
@@ -4335,6 +4586,16 @@
           <w:szCs w:val="22"/>
           <w:lang w:val="en-US"/>
         </w:rPr>
+        <w:t xml:space="preserve">    </w:t>
+      </w:r>
+      <w:r>
+        <w:rPr>
+          <w:rFonts w:cs="Courier New" w:ascii="Courier New" w:hAnsi="Courier New"/>
+          <w:sz w:val="22"/>
+          <w:szCs w:val="22"/>
+          <w:lang w:val="en-US"/>
+        </w:rPr>
+        <w:t>print()</w:t>
       </w:r>
     </w:p>
     <w:p>
@@ -4354,6 +4615,25 @@
           <w:szCs w:val="22"/>
           <w:lang w:val="en-US"/>
         </w:rPr>
+      </w:r>
+    </w:p>
+    <w:p>
+      <w:pPr>
+        <w:pStyle w:val="Normal"/>
+        <w:rPr>
+          <w:rFonts w:ascii="Courier New" w:hAnsi="Courier New" w:cs="Courier New"/>
+          <w:sz w:val="22"/>
+          <w:szCs w:val="22"/>
+          <w:lang w:val="en-US"/>
+        </w:rPr>
+      </w:pPr>
+      <w:r>
+        <w:rPr>
+          <w:rFonts w:cs="Courier New" w:ascii="Courier New" w:hAnsi="Courier New"/>
+          <w:sz w:val="22"/>
+          <w:szCs w:val="22"/>
+          <w:lang w:val="en-US"/>
+        </w:rPr>
         <w:t xml:space="preserve">    </w:t>
       </w:r>
       <w:r>
@@ -4469,6 +4749,54 @@
           <w:szCs w:val="22"/>
           <w:lang w:val="en-US"/>
         </w:rPr>
+        <w:t>print(f"Обрабатываем символ '{str_2[i-1]}'")</w:t>
+      </w:r>
+    </w:p>
+    <w:p>
+      <w:pPr>
+        <w:pStyle w:val="Normal"/>
+        <w:rPr>
+          <w:rFonts w:ascii="Courier New" w:hAnsi="Courier New" w:cs="Courier New"/>
+          <w:sz w:val="22"/>
+          <w:szCs w:val="22"/>
+          <w:lang w:val="en-US"/>
+        </w:rPr>
+      </w:pPr>
+      <w:r>
+        <w:rPr>
+          <w:rFonts w:cs="Courier New" w:ascii="Courier New" w:hAnsi="Courier New"/>
+          <w:sz w:val="22"/>
+          <w:szCs w:val="22"/>
+          <w:lang w:val="en-US"/>
+        </w:rPr>
+      </w:r>
+    </w:p>
+    <w:p>
+      <w:pPr>
+        <w:pStyle w:val="Normal"/>
+        <w:rPr>
+          <w:rFonts w:ascii="Courier New" w:hAnsi="Courier New" w:cs="Courier New"/>
+          <w:sz w:val="22"/>
+          <w:szCs w:val="22"/>
+          <w:lang w:val="en-US"/>
+        </w:rPr>
+      </w:pPr>
+      <w:r>
+        <w:rPr>
+          <w:rFonts w:cs="Courier New" w:ascii="Courier New" w:hAnsi="Courier New"/>
+          <w:sz w:val="22"/>
+          <w:szCs w:val="22"/>
+          <w:lang w:val="en-US"/>
+        </w:rPr>
+        <w:t xml:space="preserve">        </w:t>
+      </w:r>
+      <w:r>
+        <w:rPr>
+          <w:rFonts w:cs="Courier New" w:ascii="Courier New" w:hAnsi="Courier New"/>
+          <w:sz w:val="22"/>
+          <w:szCs w:val="22"/>
+          <w:lang w:val="en-US"/>
+        </w:rPr>
         <w:t>for j in range(1, n + 1):</w:t>
       </w:r>
     </w:p>
@@ -4546,7 +4874,7 @@
           <w:szCs w:val="22"/>
           <w:lang w:val="en-US"/>
         </w:rPr>
-        <w:t>res = min(</w:t>
+        <w:t>delete_cost = previous_row[j] + 1</w:t>
       </w:r>
     </w:p>
     <w:p>
@@ -4566,6 +4894,160 @@
           <w:szCs w:val="22"/>
           <w:lang w:val="en-US"/>
         </w:rPr>
+        <w:t xml:space="preserve">            </w:t>
+      </w:r>
+      <w:r>
+        <w:rPr>
+          <w:rFonts w:cs="Courier New" w:ascii="Courier New" w:hAnsi="Courier New"/>
+          <w:sz w:val="22"/>
+          <w:szCs w:val="22"/>
+          <w:lang w:val="en-US"/>
+        </w:rPr>
+        <w:t>insert_cost = current_row[j - 1] + 1</w:t>
+      </w:r>
+    </w:p>
+    <w:p>
+      <w:pPr>
+        <w:pStyle w:val="Normal"/>
+        <w:rPr>
+          <w:rFonts w:ascii="Courier New" w:hAnsi="Courier New" w:cs="Courier New"/>
+          <w:sz w:val="22"/>
+          <w:szCs w:val="22"/>
+          <w:lang w:val="en-US"/>
+        </w:rPr>
+      </w:pPr>
+      <w:r>
+        <w:rPr>
+          <w:rFonts w:cs="Courier New" w:ascii="Courier New" w:hAnsi="Courier New"/>
+          <w:sz w:val="22"/>
+          <w:szCs w:val="22"/>
+          <w:lang w:val="en-US"/>
+        </w:rPr>
+        <w:t xml:space="preserve">            </w:t>
+      </w:r>
+      <w:r>
+        <w:rPr>
+          <w:rFonts w:cs="Courier New" w:ascii="Courier New" w:hAnsi="Courier New"/>
+          <w:sz w:val="22"/>
+          <w:szCs w:val="22"/>
+          <w:lang w:val="en-US"/>
+        </w:rPr>
+        <w:t>replace_cost = previous_row[j - 1] + cost_change</w:t>
+      </w:r>
+    </w:p>
+    <w:p>
+      <w:pPr>
+        <w:pStyle w:val="Normal"/>
+        <w:rPr>
+          <w:rFonts w:ascii="Courier New" w:hAnsi="Courier New" w:cs="Courier New"/>
+          <w:sz w:val="22"/>
+          <w:szCs w:val="22"/>
+          <w:lang w:val="en-US"/>
+        </w:rPr>
+      </w:pPr>
+      <w:r>
+        <w:rPr>
+          <w:rFonts w:cs="Courier New" w:ascii="Courier New" w:hAnsi="Courier New"/>
+          <w:sz w:val="22"/>
+          <w:szCs w:val="22"/>
+          <w:lang w:val="en-US"/>
+        </w:rPr>
+      </w:r>
+    </w:p>
+    <w:p>
+      <w:pPr>
+        <w:pStyle w:val="Normal"/>
+        <w:rPr>
+          <w:rFonts w:ascii="Courier New" w:hAnsi="Courier New" w:cs="Courier New"/>
+          <w:sz w:val="22"/>
+          <w:szCs w:val="22"/>
+          <w:lang w:val="en-US"/>
+        </w:rPr>
+      </w:pPr>
+      <w:r>
+        <w:rPr>
+          <w:rFonts w:cs="Courier New" w:ascii="Courier New" w:hAnsi="Courier New"/>
+          <w:sz w:val="22"/>
+          <w:szCs w:val="22"/>
+          <w:lang w:val="en-US"/>
+        </w:rPr>
+        <w:t xml:space="preserve">            </w:t>
+      </w:r>
+      <w:r>
+        <w:rPr>
+          <w:rFonts w:cs="Courier New" w:ascii="Courier New" w:hAnsi="Courier New"/>
+          <w:sz w:val="22"/>
+          <w:szCs w:val="22"/>
+          <w:lang w:val="en-US"/>
+        </w:rPr>
+        <w:t>res = min(delete_cost, insert_cost, replace_cost)</w:t>
+      </w:r>
+    </w:p>
+    <w:p>
+      <w:pPr>
+        <w:pStyle w:val="Normal"/>
+        <w:rPr>
+          <w:rFonts w:ascii="Courier New" w:hAnsi="Courier New" w:cs="Courier New"/>
+          <w:sz w:val="22"/>
+          <w:szCs w:val="22"/>
+          <w:lang w:val="en-US"/>
+        </w:rPr>
+      </w:pPr>
+      <w:r>
+        <w:rPr>
+          <w:rFonts w:cs="Courier New" w:ascii="Courier New" w:hAnsi="Courier New"/>
+          <w:sz w:val="22"/>
+          <w:szCs w:val="22"/>
+          <w:lang w:val="en-US"/>
+        </w:rPr>
+      </w:r>
+    </w:p>
+    <w:p>
+      <w:pPr>
+        <w:pStyle w:val="Normal"/>
+        <w:rPr>
+          <w:rFonts w:ascii="Courier New" w:hAnsi="Courier New" w:cs="Courier New"/>
+          <w:sz w:val="22"/>
+          <w:szCs w:val="22"/>
+          <w:lang w:val="en-US"/>
+        </w:rPr>
+      </w:pPr>
+      <w:r>
+        <w:rPr>
+          <w:rFonts w:cs="Courier New" w:ascii="Courier New" w:hAnsi="Courier New"/>
+          <w:sz w:val="22"/>
+          <w:szCs w:val="22"/>
+          <w:lang w:val="en-US"/>
+        </w:rPr>
+        <w:t xml:space="preserve">            </w:t>
+      </w:r>
+      <w:r>
+        <w:rPr>
+          <w:rFonts w:cs="Courier New" w:ascii="Courier New" w:hAnsi="Courier New"/>
+          <w:sz w:val="22"/>
+          <w:szCs w:val="22"/>
+          <w:lang w:val="en-US"/>
+        </w:rPr>
+        <w:t>print(</w:t>
+      </w:r>
+    </w:p>
+    <w:p>
+      <w:pPr>
+        <w:pStyle w:val="Normal"/>
+        <w:rPr>
+          <w:rFonts w:ascii="Courier New" w:hAnsi="Courier New" w:cs="Courier New"/>
+          <w:sz w:val="22"/>
+          <w:szCs w:val="22"/>
+          <w:lang w:val="en-US"/>
+        </w:rPr>
+      </w:pPr>
+      <w:r>
+        <w:rPr>
+          <w:rFonts w:cs="Courier New" w:ascii="Courier New" w:hAnsi="Courier New"/>
+          <w:sz w:val="22"/>
+          <w:szCs w:val="22"/>
+          <w:lang w:val="en-US"/>
+        </w:rPr>
         <w:t xml:space="preserve">                </w:t>
       </w:r>
       <w:r>
@@ -4575,7 +5057,7 @@
           <w:szCs w:val="22"/>
           <w:lang w:val="en-US"/>
         </w:rPr>
-        <w:t>previous_row[j] + 1,</w:t>
+        <w:t>f"cell[{i}][{j}] ({str_1[j-1]} -&gt; {str_2[i-1]}): "</w:t>
       </w:r>
     </w:p>
     <w:p>
@@ -4604,7 +5086,7 @@
           <w:szCs w:val="22"/>
           <w:lang w:val="en-US"/>
         </w:rPr>
-        <w:t>current_row[j - 1] + 1,</w:t>
+        <w:t>f"del={delete_cost}, ins={insert_cost}, rep={replace_cost}"</w:t>
       </w:r>
     </w:p>
     <w:p>
@@ -4624,6 +5106,83 @@
           <w:szCs w:val="22"/>
           <w:lang w:val="en-US"/>
         </w:rPr>
+        <w:t xml:space="preserve">            </w:t>
+      </w:r>
+      <w:r>
+        <w:rPr>
+          <w:rFonts w:cs="Courier New" w:ascii="Courier New" w:hAnsi="Courier New"/>
+          <w:sz w:val="22"/>
+          <w:szCs w:val="22"/>
+          <w:lang w:val="en-US"/>
+        </w:rPr>
+        <w:t>)</w:t>
+      </w:r>
+    </w:p>
+    <w:p>
+      <w:pPr>
+        <w:pStyle w:val="Normal"/>
+        <w:rPr>
+          <w:rFonts w:ascii="Courier New" w:hAnsi="Courier New" w:cs="Courier New"/>
+          <w:sz w:val="22"/>
+          <w:szCs w:val="22"/>
+          <w:lang w:val="en-US"/>
+        </w:rPr>
+      </w:pPr>
+      <w:r>
+        <w:rPr>
+          <w:rFonts w:cs="Courier New" w:ascii="Courier New" w:hAnsi="Courier New"/>
+          <w:sz w:val="22"/>
+          <w:szCs w:val="22"/>
+          <w:lang w:val="en-US"/>
+        </w:rPr>
+      </w:r>
+    </w:p>
+    <w:p>
+      <w:pPr>
+        <w:pStyle w:val="Normal"/>
+        <w:rPr>
+          <w:rFonts w:ascii="Courier New" w:hAnsi="Courier New" w:cs="Courier New"/>
+          <w:sz w:val="22"/>
+          <w:szCs w:val="22"/>
+          <w:lang w:val="en-US"/>
+        </w:rPr>
+      </w:pPr>
+      <w:r>
+        <w:rPr>
+          <w:rFonts w:cs="Courier New" w:ascii="Courier New" w:hAnsi="Courier New"/>
+          <w:sz w:val="22"/>
+          <w:szCs w:val="22"/>
+          <w:lang w:val="en-US"/>
+        </w:rPr>
+        <w:t xml:space="preserve">            </w:t>
+      </w:r>
+      <w:r>
+        <w:rPr>
+          <w:rFonts w:cs="Courier New" w:ascii="Courier New" w:hAnsi="Courier New"/>
+          <w:sz w:val="22"/>
+          <w:szCs w:val="22"/>
+          <w:lang w:val="en-US"/>
+        </w:rPr>
+        <w:t>if j &gt;= 2 and str_1[j - 1] != str_1[j - 2]:</w:t>
+      </w:r>
+    </w:p>
+    <w:p>
+      <w:pPr>
+        <w:pStyle w:val="Normal"/>
+        <w:rPr>
+          <w:rFonts w:ascii="Courier New" w:hAnsi="Courier New" w:cs="Courier New"/>
+          <w:sz w:val="22"/>
+          <w:szCs w:val="22"/>
+          <w:lang w:val="en-US"/>
+        </w:rPr>
+      </w:pPr>
+      <w:r>
+        <w:rPr>
+          <w:rFonts w:cs="Courier New" w:ascii="Courier New" w:hAnsi="Courier New"/>
+          <w:sz w:val="22"/>
+          <w:szCs w:val="22"/>
+          <w:lang w:val="en-US"/>
+        </w:rPr>
         <w:t xml:space="preserve">                </w:t>
       </w:r>
       <w:r>
@@ -4633,7 +5192,7 @@
           <w:szCs w:val="22"/>
           <w:lang w:val="en-US"/>
         </w:rPr>
-        <w:t>previous_row[j - 1] + cost_change,</w:t>
+        <w:t>pair_delete = current_row[j - 2] + cost</w:t>
       </w:r>
     </w:p>
     <w:p>
@@ -4653,6 +5212,170 @@
           <w:szCs w:val="22"/>
           <w:lang w:val="en-US"/>
         </w:rPr>
+        <w:t xml:space="preserve">                </w:t>
+      </w:r>
+      <w:r>
+        <w:rPr>
+          <w:rFonts w:cs="Courier New" w:ascii="Courier New" w:hAnsi="Courier New"/>
+          <w:sz w:val="22"/>
+          <w:szCs w:val="22"/>
+          <w:lang w:val="en-US"/>
+        </w:rPr>
+        <w:t>print(</w:t>
+      </w:r>
+    </w:p>
+    <w:p>
+      <w:pPr>
+        <w:pStyle w:val="Normal"/>
+        <w:rPr>
+          <w:rFonts w:ascii="Courier New" w:hAnsi="Courier New" w:cs="Courier New"/>
+          <w:sz w:val="22"/>
+          <w:szCs w:val="22"/>
+          <w:lang w:val="en-US"/>
+        </w:rPr>
+      </w:pPr>
+      <w:r>
+        <w:rPr>
+          <w:rFonts w:cs="Courier New" w:ascii="Courier New" w:hAnsi="Courier New"/>
+          <w:sz w:val="22"/>
+          <w:szCs w:val="22"/>
+          <w:lang w:val="en-US"/>
+        </w:rPr>
+        <w:t xml:space="preserve">                    </w:t>
+      </w:r>
+      <w:r>
+        <w:rPr>
+          <w:rFonts w:cs="Courier New" w:ascii="Courier New" w:hAnsi="Courier New"/>
+          <w:sz w:val="22"/>
+          <w:szCs w:val="22"/>
+          <w:lang w:val="en-US"/>
+        </w:rPr>
+        <w:t>f"cell[{i}][{j}] pair_del "</w:t>
+      </w:r>
+    </w:p>
+    <w:p>
+      <w:pPr>
+        <w:pStyle w:val="Normal"/>
+        <w:rPr>
+          <w:rFonts w:ascii="Courier New" w:hAnsi="Courier New" w:cs="Courier New"/>
+          <w:sz w:val="22"/>
+          <w:szCs w:val="22"/>
+          <w:lang w:val="en-US"/>
+        </w:rPr>
+      </w:pPr>
+      <w:r>
+        <w:rPr>
+          <w:rFonts w:cs="Courier New" w:ascii="Courier New" w:hAnsi="Courier New"/>
+          <w:sz w:val="22"/>
+          <w:szCs w:val="22"/>
+          <w:lang w:val="en-US"/>
+        </w:rPr>
+        <w:t xml:space="preserve">                    </w:t>
+      </w:r>
+      <w:r>
+        <w:rPr>
+          <w:rFonts w:cs="Courier New" w:ascii="Courier New" w:hAnsi="Courier New"/>
+          <w:sz w:val="22"/>
+          <w:szCs w:val="22"/>
+          <w:lang w:val="en-US"/>
+        </w:rPr>
+        <w:t>f"'{str_1[j-2]}{str_1[j-1]}' = {pair_delete}"</w:t>
+      </w:r>
+    </w:p>
+    <w:p>
+      <w:pPr>
+        <w:pStyle w:val="Normal"/>
+        <w:rPr>
+          <w:rFonts w:ascii="Courier New" w:hAnsi="Courier New" w:cs="Courier New"/>
+          <w:sz w:val="22"/>
+          <w:szCs w:val="22"/>
+          <w:lang w:val="en-US"/>
+        </w:rPr>
+      </w:pPr>
+      <w:r>
+        <w:rPr>
+          <w:rFonts w:cs="Courier New" w:ascii="Courier New" w:hAnsi="Courier New"/>
+          <w:sz w:val="22"/>
+          <w:szCs w:val="22"/>
+          <w:lang w:val="en-US"/>
+        </w:rPr>
+        <w:t xml:space="preserve">                </w:t>
+      </w:r>
+      <w:r>
+        <w:rPr>
+          <w:rFonts w:cs="Courier New" w:ascii="Courier New" w:hAnsi="Courier New"/>
+          <w:sz w:val="22"/>
+          <w:szCs w:val="22"/>
+          <w:lang w:val="en-US"/>
+        </w:rPr>
+        <w:t>)</w:t>
+      </w:r>
+    </w:p>
+    <w:p>
+      <w:pPr>
+        <w:pStyle w:val="Normal"/>
+        <w:rPr>
+          <w:rFonts w:ascii="Courier New" w:hAnsi="Courier New" w:cs="Courier New"/>
+          <w:sz w:val="22"/>
+          <w:szCs w:val="22"/>
+          <w:lang w:val="en-US"/>
+        </w:rPr>
+      </w:pPr>
+      <w:r>
+        <w:rPr>
+          <w:rFonts w:cs="Courier New" w:ascii="Courier New" w:hAnsi="Courier New"/>
+          <w:sz w:val="22"/>
+          <w:szCs w:val="22"/>
+          <w:lang w:val="en-US"/>
+        </w:rPr>
+        <w:t xml:space="preserve">                </w:t>
+      </w:r>
+      <w:r>
+        <w:rPr>
+          <w:rFonts w:cs="Courier New" w:ascii="Courier New" w:hAnsi="Courier New"/>
+          <w:sz w:val="22"/>
+          <w:szCs w:val="22"/>
+          <w:lang w:val="en-US"/>
+        </w:rPr>
+        <w:t>res = min(res, pair_delete)</w:t>
+      </w:r>
+    </w:p>
+    <w:p>
+      <w:pPr>
+        <w:pStyle w:val="Normal"/>
+        <w:rPr>
+          <w:rFonts w:ascii="Courier New" w:hAnsi="Courier New" w:cs="Courier New"/>
+          <w:sz w:val="22"/>
+          <w:szCs w:val="22"/>
+          <w:lang w:val="en-US"/>
+        </w:rPr>
+      </w:pPr>
+      <w:r>
+        <w:rPr>
+          <w:rFonts w:cs="Courier New" w:ascii="Courier New" w:hAnsi="Courier New"/>
+          <w:sz w:val="22"/>
+          <w:szCs w:val="22"/>
+          <w:lang w:val="en-US"/>
+        </w:rPr>
+      </w:r>
+    </w:p>
+    <w:p>
+      <w:pPr>
+        <w:pStyle w:val="Normal"/>
+        <w:rPr>
+          <w:rFonts w:ascii="Courier New" w:hAnsi="Courier New" w:cs="Courier New"/>
+          <w:sz w:val="22"/>
+          <w:szCs w:val="22"/>
+          <w:lang w:val="en-US"/>
+        </w:rPr>
+      </w:pPr>
+      <w:r>
+        <w:rPr>
+          <w:rFonts w:cs="Courier New" w:ascii="Courier New" w:hAnsi="Courier New"/>
+          <w:sz w:val="22"/>
+          <w:szCs w:val="22"/>
+          <w:lang w:val="en-US"/>
+        </w:rPr>
         <w:t xml:space="preserve">            </w:t>
       </w:r>
       <w:r>
@@ -4662,7 +5385,7 @@
           <w:szCs w:val="22"/>
           <w:lang w:val="en-US"/>
         </w:rPr>
-        <w:t>)</w:t>
+        <w:t>current_row[j] = res</w:t>
       </w:r>
     </w:p>
     <w:p>
@@ -4682,6 +5405,16 @@
           <w:szCs w:val="22"/>
           <w:lang w:val="en-US"/>
         </w:rPr>
+        <w:t xml:space="preserve">            </w:t>
+      </w:r>
+      <w:r>
+        <w:rPr>
+          <w:rFonts w:cs="Courier New" w:ascii="Courier New" w:hAnsi="Courier New"/>
+          <w:sz w:val="22"/>
+          <w:szCs w:val="22"/>
+          <w:lang w:val="en-US"/>
+        </w:rPr>
+        <w:t>print(f" -&gt; min = {res}")</w:t>
       </w:r>
     </w:p>
     <w:p>
@@ -4701,16 +5434,6 @@
           <w:szCs w:val="22"/>
           <w:lang w:val="en-US"/>
         </w:rPr>
-        <w:t xml:space="preserve">            </w:t>
-      </w:r>
-      <w:r>
-        <w:rPr>
-          <w:rFonts w:cs="Courier New" w:ascii="Courier New" w:hAnsi="Courier New"/>
-          <w:sz w:val="22"/>
-          <w:szCs w:val="22"/>
-          <w:lang w:val="en-US"/>
-        </w:rPr>
-        <w:t>if j &gt;= 2 and str_1[j - 1] != str_1[j - 2]:</w:t>
       </w:r>
     </w:p>
     <w:p>
@@ -4730,16 +5453,16 @@
           <w:szCs w:val="22"/>
           <w:lang w:val="en-US"/>
         </w:rPr>
-        <w:t xml:space="preserve">                </w:t>
-      </w:r>
-      <w:r>
-        <w:rPr>
-          <w:rFonts w:cs="Courier New" w:ascii="Courier New" w:hAnsi="Courier New"/>
-          <w:sz w:val="22"/>
-          <w:szCs w:val="22"/>
-          <w:lang w:val="en-US"/>
-        </w:rPr>
-        <w:t>res = min(res, current_row[j - 2] + cost)</w:t>
+        <w:t xml:space="preserve">        </w:t>
+      </w:r>
+      <w:r>
+        <w:rPr>
+          <w:rFonts w:cs="Courier New" w:ascii="Courier New" w:hAnsi="Courier New"/>
+          <w:sz w:val="22"/>
+          <w:szCs w:val="22"/>
+          <w:lang w:val="en-US"/>
+        </w:rPr>
+        <w:t>print(str_2[i - 1], *current_row)</w:t>
       </w:r>
     </w:p>
     <w:p>
@@ -4759,6 +5482,16 @@
           <w:szCs w:val="22"/>
           <w:lang w:val="en-US"/>
         </w:rPr>
+        <w:t xml:space="preserve">        </w:t>
+      </w:r>
+      <w:r>
+        <w:rPr>
+          <w:rFonts w:cs="Courier New" w:ascii="Courier New" w:hAnsi="Courier New"/>
+          <w:sz w:val="22"/>
+          <w:szCs w:val="22"/>
+          <w:lang w:val="en-US"/>
+        </w:rPr>
+        <w:t>print()</w:t>
       </w:r>
     </w:p>
     <w:p>
@@ -4778,16 +5511,6 @@
           <w:szCs w:val="22"/>
           <w:lang w:val="en-US"/>
         </w:rPr>
-        <w:t xml:space="preserve">            </w:t>
-      </w:r>
-      <w:r>
-        <w:rPr>
-          <w:rFonts w:cs="Courier New" w:ascii="Courier New" w:hAnsi="Courier New"/>
-          <w:sz w:val="22"/>
-          <w:szCs w:val="22"/>
-          <w:lang w:val="en-US"/>
-        </w:rPr>
-        <w:t>current_row[j] = res</w:t>
       </w:r>
     </w:p>
     <w:p>
@@ -4807,6 +5530,16 @@
           <w:szCs w:val="22"/>
           <w:lang w:val="en-US"/>
         </w:rPr>
+        <w:t xml:space="preserve">    </w:t>
+      </w:r>
+      <w:r>
+        <w:rPr>
+          <w:rFonts w:cs="Courier New" w:ascii="Courier New" w:hAnsi="Courier New"/>
+          <w:sz w:val="22"/>
+          <w:szCs w:val="22"/>
+          <w:lang w:val="en-US"/>
+        </w:rPr>
+        <w:t>return current_row[n]</w:t>
       </w:r>
     </w:p>
     <w:p>
@@ -4826,16 +5559,6 @@
           <w:szCs w:val="22"/>
           <w:lang w:val="en-US"/>
         </w:rPr>
-        <w:t xml:space="preserve">        </w:t>
-      </w:r>
-      <w:r>
-        <w:rPr>
-          <w:rFonts w:cs="Courier New" w:ascii="Courier New" w:hAnsi="Courier New"/>
-          <w:sz w:val="22"/>
-          <w:szCs w:val="22"/>
-          <w:lang w:val="en-US"/>
-        </w:rPr>
-        <w:t>print(str_2[i - 1], "", *current_row)</w:t>
       </w:r>
     </w:p>
     <w:p>
@@ -4874,16 +5597,7 @@
           <w:szCs w:val="22"/>
           <w:lang w:val="en-US"/>
         </w:rPr>
-        <w:t xml:space="preserve">    </w:t>
-      </w:r>
-      <w:r>
-        <w:rPr>
-          <w:rFonts w:cs="Courier New" w:ascii="Courier New" w:hAnsi="Courier New"/>
-          <w:sz w:val="22"/>
-          <w:szCs w:val="22"/>
-          <w:lang w:val="en-US"/>
-        </w:rPr>
-        <w:t>return current_row[n]</w:t>
+        <w:t>s1 = input()</w:t>
       </w:r>
     </w:p>
     <w:p>
@@ -4903,6 +5617,7 @@
           <w:szCs w:val="22"/>
           <w:lang w:val="en-US"/>
         </w:rPr>
+        <w:t>s2 = input()</w:t>
       </w:r>
     </w:p>
     <w:p>
@@ -4922,98 +5637,7 @@
           <w:szCs w:val="22"/>
           <w:lang w:val="en-US"/>
         </w:rPr>
-      </w:r>
-    </w:p>
-    <w:p>
-      <w:pPr>
-        <w:pStyle w:val="Normal"/>
-        <w:rPr>
-          <w:rFonts w:ascii="Courier New" w:hAnsi="Courier New" w:cs="Courier New"/>
-          <w:sz w:val="22"/>
-          <w:szCs w:val="22"/>
-          <w:lang w:val="en-US"/>
-        </w:rPr>
-      </w:pPr>
-      <w:r>
-        <w:rPr>
-          <w:rFonts w:cs="Courier New" w:ascii="Courier New" w:hAnsi="Courier New"/>
-          <w:sz w:val="22"/>
-          <w:szCs w:val="22"/>
-          <w:lang w:val="en-US"/>
-        </w:rPr>
-        <w:t>s1 = input()</w:t>
-      </w:r>
-    </w:p>
-    <w:p>
-      <w:pPr>
-        <w:pStyle w:val="Normal"/>
-        <w:rPr>
-          <w:rFonts w:ascii="Courier New" w:hAnsi="Courier New" w:cs="Courier New"/>
-          <w:sz w:val="22"/>
-          <w:szCs w:val="22"/>
-          <w:lang w:val="en-US"/>
-        </w:rPr>
-      </w:pPr>
-      <w:r>
-        <w:rPr>
-          <w:rFonts w:cs="Courier New" w:ascii="Courier New" w:hAnsi="Courier New"/>
-          <w:sz w:val="22"/>
-          <w:szCs w:val="22"/>
-          <w:lang w:val="en-US"/>
-        </w:rPr>
-        <w:t>s2 = input()</w:t>
-      </w:r>
-    </w:p>
-    <w:p>
-      <w:pPr>
-        <w:pStyle w:val="Normal"/>
-        <w:rPr>
-          <w:rFonts w:ascii="Courier New" w:hAnsi="Courier New" w:cs="Courier New"/>
-          <w:sz w:val="22"/>
-          <w:szCs w:val="22"/>
-          <w:lang w:val="en-US"/>
-        </w:rPr>
-      </w:pPr>
-      <w:r>
-        <w:rPr>
-          <w:rFonts w:cs="Courier New" w:ascii="Courier New" w:hAnsi="Courier New"/>
-          <w:sz w:val="22"/>
-          <w:szCs w:val="22"/>
-          <w:lang w:val="en-US"/>
-        </w:rPr>
-        <w:t>print(levenstein_4_ops(s1, s2, 1))</w:t>
-      </w:r>
-    </w:p>
-    <w:p>
-      <w:pPr>
-        <w:pStyle w:val="Normal"/>
-        <w:rPr>
-          <w:rFonts w:ascii="Courier New" w:hAnsi="Courier New" w:cs="Courier New"/>
-          <w:sz w:val="22"/>
-          <w:szCs w:val="22"/>
-          <w:lang w:val="en-US"/>
-        </w:rPr>
-      </w:pPr>
-      <w:r>
-        <w:rPr>
-          <w:rFonts w:cs="Courier New" w:ascii="Courier New" w:hAnsi="Courier New"/>
-          <w:sz w:val="22"/>
-          <w:szCs w:val="22"/>
-          <w:lang w:val="en-US"/>
-        </w:rPr>
-      </w:r>
-    </w:p>
-    <w:p>
-      <w:pPr>
-        <w:pStyle w:val="Normal"/>
-        <w:rPr>
-          <w:lang w:val="en-US"/>
-        </w:rPr>
-      </w:pPr>
-      <w:r>
-        <w:rPr>
-          <w:lang w:val="en-US"/>
-        </w:rPr>
+        <w:t>print("Ответ:", levenstein_4_ops(s1, s2, 1))</w:t>
       </w:r>
     </w:p>
     <w:sectPr>
@@ -5078,7 +5702,7 @@
         </w:r>
         <w:r>
           <w:rPr/>
-          <w:t>8</w:t>
+          <w:t>9</w:t>
         </w:r>
         <w:r>
           <w:rPr/>
